--- a/docs/dashboard/대시보드_설계서.docx
+++ b/docs/dashboard/대시보드_설계서.docx
@@ -6,7 +6,7 @@
       <w:pPr>
         <w:pStyle w:val="Heading1"/>
         <w:pBdr>
-          <w:bottom w:val="single" w:color="E60012" w:sz="12"/>
+          <w:bottom w:val="single" w:color="000000" w:sz="8"/>
         </w:pBdr>
         <w:spacing w:after="40"/>
       </w:pPr>
@@ -15,315 +15,282 @@
           <w:rFonts w:ascii="맑은 고딕" w:cs="맑은 고딕" w:eastAsia="맑은 고딕" w:hAnsi="맑은 고딕"/>
           <w:b/>
           <w:bCs/>
-          <w:color w:val="1A1A1A"/>
-          <w:sz w:val="28"/>
-          <w:szCs w:val="28"/>
+          <w:color w:val="000000"/>
+          <w:sz w:val="26"/>
+          <w:szCs w:val="26"/>
         </w:rPr>
         <w:t xml:space="preserve">마케팅 운영 대시보드 설계서</w:t>
       </w:r>
     </w:p>
     <w:p>
       <w:pPr>
-        <w:spacing w:after="60" w:before="0" w:line="276"/>
-      </w:pPr>
-      <w:r>
-        <w:rPr>
-          <w:rFonts w:ascii="맑은 고딕" w:cs="맑은 고딕" w:eastAsia="맑은 고딕" w:hAnsi="맑은 고딕"/>
-          <w:b w:val="false"/>
-          <w:bCs w:val="false"/>
-          <w:color w:val="616161"/>
-          <w:sz w:val="17"/>
-          <w:szCs w:val="17"/>
-        </w:rPr>
-        <w:t xml:space="preserve">하남돼지집 서호수점  ·  2026-07-20 ~ 08-02 (14일)  ·  Meta 광고 + 웹페이지 계측  ·  구현 Tableau</w:t>
+        <w:spacing w:after="60" w:before="0" w:line="274"/>
+      </w:pPr>
+      <w:r>
+        <w:rPr>
+          <w:rFonts w:ascii="맑은 고딕" w:cs="맑은 고딕" w:eastAsia="맑은 고딕" w:hAnsi="맑은 고딕"/>
+          <w:b w:val="false"/>
+          <w:bCs w:val="false"/>
+          <w:color w:val="595959"/>
+          <w:sz w:val="16"/>
+          <w:szCs w:val="16"/>
+        </w:rPr>
+        <w:t xml:space="preserve">하남돼지집 서호수점 · 2026-07-20 ~ 08-02 (14일) · Meta 광고 + 웹페이지 계측 · Tableau 구현</w:t>
       </w:r>
     </w:p>
     <w:p>
       <w:pPr>
         <w:pStyle w:val="Heading2"/>
-        <w:spacing w:after="100" w:before="240"/>
-      </w:pPr>
-      <w:r>
-        <w:rPr>
-          <w:rFonts w:ascii="맑은 고딕" w:cs="맑은 고딕" w:eastAsia="맑은 고딕" w:hAnsi="맑은 고딕"/>
-          <w:b/>
-          <w:bCs/>
-          <w:color w:val="E60012"/>
-          <w:sz w:val="21"/>
-          <w:szCs w:val="21"/>
-        </w:rPr>
-        <w:t xml:space="preserve">1. </w:t>
-      </w:r>
-      <w:r>
-        <w:rPr>
-          <w:rFonts w:ascii="맑은 고딕" w:cs="맑은 고딕" w:eastAsia="맑은 고딕" w:hAnsi="맑은 고딕"/>
-          <w:b/>
-          <w:bCs/>
-          <w:color w:val="1A1A1A"/>
-          <w:sz w:val="21"/>
-          <w:szCs w:val="21"/>
-        </w:rPr>
-        <w:t xml:space="preserve">무엇을 위해 만들었나</w:t>
-      </w:r>
-    </w:p>
-    <w:p>
-      <w:pPr>
-        <w:spacing w:after="70" w:before="0" w:line="276"/>
-      </w:pPr>
-      <w:r>
-        <w:rPr>
-          <w:rFonts w:ascii="맑은 고딕" w:cs="맑은 고딕" w:eastAsia="맑은 고딕" w:hAnsi="맑은 고딕"/>
-          <w:b w:val="false"/>
-          <w:bCs w:val="false"/>
-          <w:color w:val="616161"/>
-          <w:sz w:val="18"/>
-          <w:szCs w:val="18"/>
-        </w:rPr>
-        <w:t xml:space="preserve">이 대시보드는 캠페인 결과를 보고하기 위한 자료가 아닙니다. 담당자가 화면을 보고 곧바로 다음 행동을 정할 수 있도록 만들었습니다.</w:t>
-      </w:r>
-    </w:p>
-    <w:p>
-      <w:pPr>
-        <w:spacing w:after="50" w:before="0" w:line="276"/>
-        <w:ind w:left="160" w:hanging="160"/>
-      </w:pPr>
-      <w:r>
-        <w:rPr>
-          <w:rFonts w:ascii="맑은 고딕" w:cs="맑은 고딕" w:eastAsia="맑은 고딕" w:hAnsi="맑은 고딕"/>
-          <w:b/>
-          <w:bCs/>
-          <w:color w:val="E60012"/>
-          <w:sz w:val="18"/>
-          <w:szCs w:val="18"/>
-        </w:rPr>
-        <w:t xml:space="preserve">· </w:t>
-      </w:r>
-      <w:r>
-        <w:rPr>
-          <w:rFonts w:ascii="맑은 고딕" w:cs="맑은 고딕" w:eastAsia="맑은 고딕" w:hAnsi="맑은 고딕"/>
-          <w:b/>
-          <w:bCs/>
-          <w:color w:val="1A1A1A"/>
-          <w:sz w:val="18"/>
-          <w:szCs w:val="18"/>
-        </w:rPr>
-        <w:t xml:space="preserve">캠페인 전체 성과 확인 — </w:t>
-      </w:r>
-      <w:r>
-        <w:rPr>
-          <w:rFonts w:ascii="맑은 고딕" w:cs="맑은 고딕" w:eastAsia="맑은 고딕" w:hAnsi="맑은 고딕"/>
-          <w:b w:val="false"/>
-          <w:bCs w:val="false"/>
-          <w:color w:val="616161"/>
-          <w:sz w:val="18"/>
-          <w:szCs w:val="18"/>
-        </w:rPr>
-        <w:t xml:space="preserve">이번에 쓴 돈이 어떤 결과로 돌아왔는가</w:t>
-      </w:r>
-    </w:p>
-    <w:p>
-      <w:pPr>
-        <w:spacing w:after="50" w:before="0" w:line="276"/>
-        <w:ind w:left="160" w:hanging="160"/>
-      </w:pPr>
-      <w:r>
-        <w:rPr>
-          <w:rFonts w:ascii="맑은 고딕" w:cs="맑은 고딕" w:eastAsia="맑은 고딕" w:hAnsi="맑은 고딕"/>
-          <w:b/>
-          <w:bCs/>
-          <w:color w:val="E60012"/>
-          <w:sz w:val="18"/>
-          <w:szCs w:val="18"/>
-        </w:rPr>
-        <w:t xml:space="preserve">· </w:t>
-      </w:r>
-      <w:r>
-        <w:rPr>
-          <w:rFonts w:ascii="맑은 고딕" w:cs="맑은 고딕" w:eastAsia="맑은 고딕" w:hAnsi="맑은 고딕"/>
-          <w:b/>
-          <w:bCs/>
-          <w:color w:val="1A1A1A"/>
-          <w:sz w:val="18"/>
-          <w:szCs w:val="18"/>
-        </w:rPr>
-        <w:t xml:space="preserve">광고 예산 판단 — </w:t>
-      </w:r>
-      <w:r>
-        <w:rPr>
-          <w:rFonts w:ascii="맑은 고딕" w:cs="맑은 고딕" w:eastAsia="맑은 고딕" w:hAnsi="맑은 고딕"/>
-          <w:b w:val="false"/>
-          <w:bCs w:val="false"/>
-          <w:color w:val="616161"/>
-          <w:sz w:val="18"/>
-          <w:szCs w:val="18"/>
-        </w:rPr>
-        <w:t xml:space="preserve">어떤 광고에 더 쓰고, 어떤 광고를 줄일 것인가</w:t>
-      </w:r>
-    </w:p>
-    <w:p>
-      <w:pPr>
-        <w:spacing w:after="50" w:before="0" w:line="276"/>
-        <w:ind w:left="160" w:hanging="160"/>
-      </w:pPr>
-      <w:r>
-        <w:rPr>
-          <w:rFonts w:ascii="맑은 고딕" w:cs="맑은 고딕" w:eastAsia="맑은 고딕" w:hAnsi="맑은 고딕"/>
-          <w:b/>
-          <w:bCs/>
-          <w:color w:val="E60012"/>
-          <w:sz w:val="18"/>
-          <w:szCs w:val="18"/>
-        </w:rPr>
-        <w:t xml:space="preserve">· </w:t>
-      </w:r>
-      <w:r>
-        <w:rPr>
-          <w:rFonts w:ascii="맑은 고딕" w:cs="맑은 고딕" w:eastAsia="맑은 고딕" w:hAnsi="맑은 고딕"/>
-          <w:b/>
-          <w:bCs/>
-          <w:color w:val="1A1A1A"/>
-          <w:sz w:val="18"/>
-          <w:szCs w:val="18"/>
-        </w:rPr>
-        <w:t xml:space="preserve">고객 행동 확인 — </w:t>
-      </w:r>
-      <w:r>
-        <w:rPr>
-          <w:rFonts w:ascii="맑은 고딕" w:cs="맑은 고딕" w:eastAsia="맑은 고딕" w:hAnsi="맑은 고딕"/>
-          <w:b w:val="false"/>
-          <w:bCs w:val="false"/>
-          <w:color w:val="616161"/>
-          <w:sz w:val="18"/>
-          <w:szCs w:val="18"/>
-        </w:rPr>
-        <w:t xml:space="preserve">광고를 보고 들어온 사람이 페이지에서 실제로 무엇을 했는가</w:t>
-      </w:r>
-    </w:p>
-    <w:p>
-      <w:pPr>
-        <w:spacing w:after="50" w:before="0" w:line="276"/>
-        <w:ind w:left="160" w:hanging="160"/>
-      </w:pPr>
-      <w:r>
-        <w:rPr>
-          <w:rFonts w:ascii="맑은 고딕" w:cs="맑은 고딕" w:eastAsia="맑은 고딕" w:hAnsi="맑은 고딕"/>
-          <w:b/>
-          <w:bCs/>
-          <w:color w:val="E60012"/>
-          <w:sz w:val="18"/>
-          <w:szCs w:val="18"/>
-        </w:rPr>
-        <w:t xml:space="preserve">· </w:t>
-      </w:r>
-      <w:r>
-        <w:rPr>
-          <w:rFonts w:ascii="맑은 고딕" w:cs="맑은 고딕" w:eastAsia="맑은 고딕" w:hAnsi="맑은 고딕"/>
-          <w:b/>
-          <w:bCs/>
-          <w:color w:val="1A1A1A"/>
-          <w:sz w:val="18"/>
-          <w:szCs w:val="18"/>
-        </w:rPr>
-        <w:t xml:space="preserve">다음 운영 개선 — </w:t>
-      </w:r>
-      <w:r>
-        <w:rPr>
-          <w:rFonts w:ascii="맑은 고딕" w:cs="맑은 고딕" w:eastAsia="맑은 고딕" w:hAnsi="맑은 고딕"/>
-          <w:b w:val="false"/>
-          <w:bCs w:val="false"/>
-          <w:color w:val="616161"/>
-          <w:sz w:val="18"/>
-          <w:szCs w:val="18"/>
-        </w:rPr>
-        <w:t xml:space="preserve">광고와 웹페이지에서 각각 무엇을 고칠 것인가</w:t>
+        <w:spacing w:after="90" w:before="230"/>
+      </w:pPr>
+      <w:r>
+        <w:rPr>
+          <w:rFonts w:ascii="맑은 고딕" w:cs="맑은 고딕" w:eastAsia="맑은 고딕" w:hAnsi="맑은 고딕"/>
+          <w:b/>
+          <w:bCs/>
+          <w:color w:val="000000"/>
+          <w:sz w:val="20"/>
+          <w:szCs w:val="20"/>
+        </w:rPr>
+        <w:t xml:space="preserve">1. 제작 목적</w:t>
+      </w:r>
+    </w:p>
+    <w:p>
+      <w:pPr>
+        <w:spacing w:after="70" w:before="0" w:line="274"/>
+      </w:pPr>
+      <w:r>
+        <w:rPr>
+          <w:rFonts w:ascii="맑은 고딕" w:cs="맑은 고딕" w:eastAsia="맑은 고딕" w:hAnsi="맑은 고딕"/>
+          <w:b w:val="false"/>
+          <w:bCs w:val="false"/>
+          <w:color w:val="595959"/>
+          <w:sz w:val="18"/>
+          <w:szCs w:val="18"/>
+        </w:rPr>
+        <w:t xml:space="preserve">캠페인 결과 보고용 자료가 아니라, 담당자가 화면을 보고 다음 행동을 정하기 위한 도구.</w:t>
+      </w:r>
+    </w:p>
+    <w:p>
+      <w:pPr>
+        <w:spacing w:after="45" w:before="0" w:line="274"/>
+        <w:ind w:left="200" w:hanging="200"/>
+      </w:pPr>
+      <w:r>
+        <w:rPr>
+          <w:rFonts w:ascii="맑은 고딕" w:cs="맑은 고딕" w:eastAsia="맑은 고딕" w:hAnsi="맑은 고딕"/>
+          <w:b w:val="false"/>
+          <w:bCs w:val="false"/>
+          <w:color w:val="595959"/>
+          <w:sz w:val="18"/>
+          <w:szCs w:val="18"/>
+        </w:rPr>
+        <w:t xml:space="preserve">- </w:t>
+      </w:r>
+      <w:r>
+        <w:rPr>
+          <w:rFonts w:ascii="맑은 고딕" w:cs="맑은 고딕" w:eastAsia="맑은 고딕" w:hAnsi="맑은 고딕"/>
+          <w:b/>
+          <w:bCs/>
+          <w:color w:val="000000"/>
+          <w:sz w:val="18"/>
+          <w:szCs w:val="18"/>
+        </w:rPr>
+        <w:t xml:space="preserve">캠페인 전체 성과 확인 </w:t>
+      </w:r>
+      <w:r>
+        <w:rPr>
+          <w:rFonts w:ascii="맑은 고딕" w:cs="맑은 고딕" w:eastAsia="맑은 고딕" w:hAnsi="맑은 고딕"/>
+          <w:b w:val="false"/>
+          <w:bCs w:val="false"/>
+          <w:color w:val="000000"/>
+          <w:sz w:val="18"/>
+          <w:szCs w:val="18"/>
+        </w:rPr>
+        <w:t xml:space="preserve">— 집행한 예산이 어떤 결과로 이어졌는가</w:t>
+      </w:r>
+    </w:p>
+    <w:p>
+      <w:pPr>
+        <w:spacing w:after="45" w:before="0" w:line="274"/>
+        <w:ind w:left="200" w:hanging="200"/>
+      </w:pPr>
+      <w:r>
+        <w:rPr>
+          <w:rFonts w:ascii="맑은 고딕" w:cs="맑은 고딕" w:eastAsia="맑은 고딕" w:hAnsi="맑은 고딕"/>
+          <w:b w:val="false"/>
+          <w:bCs w:val="false"/>
+          <w:color w:val="595959"/>
+          <w:sz w:val="18"/>
+          <w:szCs w:val="18"/>
+        </w:rPr>
+        <w:t xml:space="preserve">- </w:t>
+      </w:r>
+      <w:r>
+        <w:rPr>
+          <w:rFonts w:ascii="맑은 고딕" w:cs="맑은 고딕" w:eastAsia="맑은 고딕" w:hAnsi="맑은 고딕"/>
+          <w:b/>
+          <w:bCs/>
+          <w:color w:val="000000"/>
+          <w:sz w:val="18"/>
+          <w:szCs w:val="18"/>
+        </w:rPr>
+        <w:t xml:space="preserve">광고 예산 판단 </w:t>
+      </w:r>
+      <w:r>
+        <w:rPr>
+          <w:rFonts w:ascii="맑은 고딕" w:cs="맑은 고딕" w:eastAsia="맑은 고딕" w:hAnsi="맑은 고딕"/>
+          <w:b w:val="false"/>
+          <w:bCs w:val="false"/>
+          <w:color w:val="000000"/>
+          <w:sz w:val="18"/>
+          <w:szCs w:val="18"/>
+        </w:rPr>
+        <w:t xml:space="preserve">— 어떤 광고에 더 쓰고, 어떤 광고를 줄일 것인가</w:t>
+      </w:r>
+    </w:p>
+    <w:p>
+      <w:pPr>
+        <w:spacing w:after="45" w:before="0" w:line="274"/>
+        <w:ind w:left="200" w:hanging="200"/>
+      </w:pPr>
+      <w:r>
+        <w:rPr>
+          <w:rFonts w:ascii="맑은 고딕" w:cs="맑은 고딕" w:eastAsia="맑은 고딕" w:hAnsi="맑은 고딕"/>
+          <w:b w:val="false"/>
+          <w:bCs w:val="false"/>
+          <w:color w:val="595959"/>
+          <w:sz w:val="18"/>
+          <w:szCs w:val="18"/>
+        </w:rPr>
+        <w:t xml:space="preserve">- </w:t>
+      </w:r>
+      <w:r>
+        <w:rPr>
+          <w:rFonts w:ascii="맑은 고딕" w:cs="맑은 고딕" w:eastAsia="맑은 고딕" w:hAnsi="맑은 고딕"/>
+          <w:b/>
+          <w:bCs/>
+          <w:color w:val="000000"/>
+          <w:sz w:val="18"/>
+          <w:szCs w:val="18"/>
+        </w:rPr>
+        <w:t xml:space="preserve">고객 행동 확인 </w:t>
+      </w:r>
+      <w:r>
+        <w:rPr>
+          <w:rFonts w:ascii="맑은 고딕" w:cs="맑은 고딕" w:eastAsia="맑은 고딕" w:hAnsi="맑은 고딕"/>
+          <w:b w:val="false"/>
+          <w:bCs w:val="false"/>
+          <w:color w:val="000000"/>
+          <w:sz w:val="18"/>
+          <w:szCs w:val="18"/>
+        </w:rPr>
+        <w:t xml:space="preserve">— 광고 유입자가 페이지에서 실제로 무엇을 했는가</w:t>
+      </w:r>
+    </w:p>
+    <w:p>
+      <w:pPr>
+        <w:spacing w:after="45" w:before="0" w:line="274"/>
+        <w:ind w:left="200" w:hanging="200"/>
+      </w:pPr>
+      <w:r>
+        <w:rPr>
+          <w:rFonts w:ascii="맑은 고딕" w:cs="맑은 고딕" w:eastAsia="맑은 고딕" w:hAnsi="맑은 고딕"/>
+          <w:b w:val="false"/>
+          <w:bCs w:val="false"/>
+          <w:color w:val="595959"/>
+          <w:sz w:val="18"/>
+          <w:szCs w:val="18"/>
+        </w:rPr>
+        <w:t xml:space="preserve">- </w:t>
+      </w:r>
+      <w:r>
+        <w:rPr>
+          <w:rFonts w:ascii="맑은 고딕" w:cs="맑은 고딕" w:eastAsia="맑은 고딕" w:hAnsi="맑은 고딕"/>
+          <w:b/>
+          <w:bCs/>
+          <w:color w:val="000000"/>
+          <w:sz w:val="18"/>
+          <w:szCs w:val="18"/>
+        </w:rPr>
+        <w:t xml:space="preserve">다음 운영 개선 </w:t>
+      </w:r>
+      <w:r>
+        <w:rPr>
+          <w:rFonts w:ascii="맑은 고딕" w:cs="맑은 고딕" w:eastAsia="맑은 고딕" w:hAnsi="맑은 고딕"/>
+          <w:b w:val="false"/>
+          <w:bCs w:val="false"/>
+          <w:color w:val="000000"/>
+          <w:sz w:val="18"/>
+          <w:szCs w:val="18"/>
+        </w:rPr>
+        <w:t xml:space="preserve">— 광고와 웹페이지에서 각각 무엇을 고칠 것인가</w:t>
       </w:r>
     </w:p>
     <w:p>
       <w:pPr>
         <w:pStyle w:val="Heading2"/>
-        <w:spacing w:after="100" w:before="240"/>
-      </w:pPr>
-      <w:r>
-        <w:rPr>
-          <w:rFonts w:ascii="맑은 고딕" w:cs="맑은 고딕" w:eastAsia="맑은 고딕" w:hAnsi="맑은 고딕"/>
-          <w:b/>
-          <w:bCs/>
-          <w:color w:val="E60012"/>
-          <w:sz w:val="21"/>
-          <w:szCs w:val="21"/>
-        </w:rPr>
-        <w:t xml:space="preserve">2. </w:t>
-      </w:r>
-      <w:r>
-        <w:rPr>
-          <w:rFonts w:ascii="맑은 고딕" w:cs="맑은 고딕" w:eastAsia="맑은 고딕" w:hAnsi="맑은 고딕"/>
-          <w:b/>
-          <w:bCs/>
-          <w:color w:val="1A1A1A"/>
-          <w:sz w:val="21"/>
-          <w:szCs w:val="21"/>
-        </w:rPr>
-        <w:t xml:space="preserve">누가 보는 화면인가</w:t>
-      </w:r>
-    </w:p>
-    <w:p>
-      <w:pPr>
-        <w:spacing w:after="70" w:before="0" w:line="276"/>
-      </w:pPr>
-      <w:r>
-        <w:rPr>
-          <w:rFonts w:ascii="맑은 고딕" w:cs="맑은 고딕" w:eastAsia="맑은 고딕" w:hAnsi="맑은 고딕"/>
-          <w:b w:val="false"/>
-          <w:bCs w:val="false"/>
-          <w:color w:val="616161"/>
-          <w:sz w:val="18"/>
-          <w:szCs w:val="18"/>
-        </w:rPr>
-        <w:t xml:space="preserve">하남돼지집 마케팅 담당자, 광고 운영 담당자, 웹페이지 운영 담당자가 사용합니다. 데이터 분석을 따로 배우지 않아도 각 화면의 질문과 답이 바로 읽히도록 설계했습니다. 지표 이름을 몰라도 "무엇을 보고 무엇을 하면 되는지"가 화면 안에 문장으로 적혀 있습니다.</w:t>
+        <w:spacing w:after="90" w:before="230"/>
+      </w:pPr>
+      <w:r>
+        <w:rPr>
+          <w:rFonts w:ascii="맑은 고딕" w:cs="맑은 고딕" w:eastAsia="맑은 고딕" w:hAnsi="맑은 고딕"/>
+          <w:b/>
+          <w:bCs/>
+          <w:color w:val="000000"/>
+          <w:sz w:val="20"/>
+          <w:szCs w:val="20"/>
+        </w:rPr>
+        <w:t xml:space="preserve">2. 주요 사용자</w:t>
+      </w:r>
+    </w:p>
+    <w:p>
+      <w:pPr>
+        <w:spacing w:after="70" w:before="0" w:line="274"/>
+      </w:pPr>
+      <w:r>
+        <w:rPr>
+          <w:rFonts w:ascii="맑은 고딕" w:cs="맑은 고딕" w:eastAsia="맑은 고딕" w:hAnsi="맑은 고딕"/>
+          <w:b w:val="false"/>
+          <w:bCs w:val="false"/>
+          <w:color w:val="595959"/>
+          <w:sz w:val="18"/>
+          <w:szCs w:val="18"/>
+        </w:rPr>
+        <w:t xml:space="preserve">하남돼지집 마케팅 담당자, 광고 운영 담당자, 웹페이지 운영 담당자. 데이터 분석 지식이 없어도 각 화면의 질문과 답을 바로 읽도록 구성. 지표 이름을 몰라도 무엇을 보고 무엇을 하면 되는지 화면에 문장으로 표기.</w:t>
       </w:r>
     </w:p>
     <w:p>
       <w:pPr>
         <w:pStyle w:val="Heading2"/>
-        <w:spacing w:after="100" w:before="240"/>
-      </w:pPr>
-      <w:r>
-        <w:rPr>
-          <w:rFonts w:ascii="맑은 고딕" w:cs="맑은 고딕" w:eastAsia="맑은 고딕" w:hAnsi="맑은 고딕"/>
-          <w:b/>
-          <w:bCs/>
-          <w:color w:val="E60012"/>
-          <w:sz w:val="21"/>
-          <w:szCs w:val="21"/>
-        </w:rPr>
-        <w:t xml:space="preserve">3. </w:t>
-      </w:r>
-      <w:r>
-        <w:rPr>
-          <w:rFonts w:ascii="맑은 고딕" w:cs="맑은 고딕" w:eastAsia="맑은 고딕" w:hAnsi="맑은 고딕"/>
-          <w:b/>
-          <w:bCs/>
-          <w:color w:val="1A1A1A"/>
-          <w:sz w:val="21"/>
-          <w:szCs w:val="21"/>
-        </w:rPr>
-        <w:t xml:space="preserve">세 페이지, 세 가지 질문</w:t>
-      </w:r>
-    </w:p>
-    <w:p>
-      <w:pPr>
-        <w:spacing w:after="100" w:before="0" w:line="276"/>
-      </w:pPr>
-      <w:r>
-        <w:rPr>
-          <w:rFonts w:ascii="맑은 고딕" w:cs="맑은 고딕" w:eastAsia="맑은 고딕" w:hAnsi="맑은 고딕"/>
-          <w:b w:val="false"/>
-          <w:bCs w:val="false"/>
-          <w:color w:val="616161"/>
-          <w:sz w:val="18"/>
-          <w:szCs w:val="18"/>
-        </w:rPr>
-        <w:t xml:space="preserve">가장 중요한 설계 원칙은 각 페이지가 서로 다른 질문 하나에만 답하도록 나눈 것입니다.</w:t>
+        <w:spacing w:after="90" w:before="230"/>
+      </w:pPr>
+      <w:r>
+        <w:rPr>
+          <w:rFonts w:ascii="맑은 고딕" w:cs="맑은 고딕" w:eastAsia="맑은 고딕" w:hAnsi="맑은 고딕"/>
+          <w:b/>
+          <w:bCs/>
+          <w:color w:val="000000"/>
+          <w:sz w:val="20"/>
+          <w:szCs w:val="20"/>
+        </w:rPr>
+        <w:t xml:space="preserve">3. 세 페이지, 세 가지 질문</w:t>
+      </w:r>
+    </w:p>
+    <w:p>
+      <w:pPr>
+        <w:spacing w:after="90" w:before="0" w:line="274"/>
+      </w:pPr>
+      <w:r>
+        <w:rPr>
+          <w:rFonts w:ascii="맑은 고딕" w:cs="맑은 고딕" w:eastAsia="맑은 고딕" w:hAnsi="맑은 고딕"/>
+          <w:b w:val="false"/>
+          <w:bCs w:val="false"/>
+          <w:color w:val="595959"/>
+          <w:sz w:val="18"/>
+          <w:szCs w:val="18"/>
+        </w:rPr>
+        <w:t xml:space="preserve">가장 중요한 설계 원칙은 각 페이지가 서로 다른 질문 하나에만 답하도록 나눈 것.</w:t>
       </w:r>
     </w:p>
     <w:tbl>
@@ -340,8 +307,8 @@
       </w:tblPr>
       <w:tblGrid>
         <w:gridCol w:w="1180"/>
-        <w:gridCol w:w="1900"/>
-        <w:gridCol w:w="1560"/>
+        <w:gridCol w:w="1940"/>
+        <w:gridCol w:w="1520"/>
         <w:gridCol w:w="4380"/>
       </w:tblGrid>
       <w:tr>
@@ -352,12 +319,12 @@
           <w:tcPr>
             <w:tcW w:type="dxa" w:w="1180"/>
             <w:tcBorders>
-              <w:top w:val="single" w:color="E9E9E9" w:sz="4"/>
-              <w:left w:val="single" w:color="E9E9E9" w:sz="4"/>
-              <w:bottom w:val="single" w:color="E9E9E9" w:sz="4"/>
-              <w:right w:val="single" w:color="E9E9E9" w:sz="4"/>
-            </w:tcBorders>
-            <w:shd w:fill="F5F5F2" w:color="auto" w:val="clear"/>
+              <w:top w:val="single" w:color="BFBFBF" w:sz="4"/>
+              <w:left w:val="single" w:color="BFBFBF" w:sz="4"/>
+              <w:bottom w:val="single" w:color="BFBFBF" w:sz="4"/>
+              <w:right w:val="single" w:color="BFBFBF" w:sz="4"/>
+            </w:tcBorders>
+            <w:shd w:fill="F2F2F2" w:color="auto" w:val="clear"/>
             <w:tcMar>
               <w:top w:type="dxa" w:w="60"/>
               <w:left w:type="dxa" w:w="110"/>
@@ -374,7 +341,7 @@
                 <w:rFonts w:ascii="맑은 고딕" w:cs="맑은 고딕" w:eastAsia="맑은 고딕" w:hAnsi="맑은 고딕"/>
                 <w:b/>
                 <w:bCs/>
-                <w:color w:val="939393"/>
+                <w:color w:val="000000"/>
                 <w:sz w:val="16"/>
                 <w:szCs w:val="16"/>
               </w:rPr>
@@ -384,14 +351,14 @@
         </w:tc>
         <w:tc>
           <w:tcPr>
-            <w:tcW w:type="dxa" w:w="1900"/>
-            <w:tcBorders>
-              <w:top w:val="single" w:color="E9E9E9" w:sz="4"/>
-              <w:left w:val="single" w:color="E9E9E9" w:sz="4"/>
-              <w:bottom w:val="single" w:color="E9E9E9" w:sz="4"/>
-              <w:right w:val="single" w:color="E9E9E9" w:sz="4"/>
-            </w:tcBorders>
-            <w:shd w:fill="F5F5F2" w:color="auto" w:val="clear"/>
+            <w:tcW w:type="dxa" w:w="1940"/>
+            <w:tcBorders>
+              <w:top w:val="single" w:color="BFBFBF" w:sz="4"/>
+              <w:left w:val="single" w:color="BFBFBF" w:sz="4"/>
+              <w:bottom w:val="single" w:color="BFBFBF" w:sz="4"/>
+              <w:right w:val="single" w:color="BFBFBF" w:sz="4"/>
+            </w:tcBorders>
+            <w:shd w:fill="F2F2F2" w:color="auto" w:val="clear"/>
             <w:tcMar>
               <w:top w:type="dxa" w:w="60"/>
               <w:left w:type="dxa" w:w="110"/>
@@ -408,7 +375,7 @@
                 <w:rFonts w:ascii="맑은 고딕" w:cs="맑은 고딕" w:eastAsia="맑은 고딕" w:hAnsi="맑은 고딕"/>
                 <w:b/>
                 <w:bCs/>
-                <w:color w:val="939393"/>
+                <w:color w:val="000000"/>
                 <w:sz w:val="16"/>
                 <w:szCs w:val="16"/>
               </w:rPr>
@@ -418,14 +385,14 @@
         </w:tc>
         <w:tc>
           <w:tcPr>
-            <w:tcW w:type="dxa" w:w="1560"/>
-            <w:tcBorders>
-              <w:top w:val="single" w:color="E9E9E9" w:sz="4"/>
-              <w:left w:val="single" w:color="E9E9E9" w:sz="4"/>
-              <w:bottom w:val="single" w:color="E9E9E9" w:sz="4"/>
-              <w:right w:val="single" w:color="E9E9E9" w:sz="4"/>
-            </w:tcBorders>
-            <w:shd w:fill="F5F5F2" w:color="auto" w:val="clear"/>
+            <w:tcW w:type="dxa" w:w="1520"/>
+            <w:tcBorders>
+              <w:top w:val="single" w:color="BFBFBF" w:sz="4"/>
+              <w:left w:val="single" w:color="BFBFBF" w:sz="4"/>
+              <w:bottom w:val="single" w:color="BFBFBF" w:sz="4"/>
+              <w:right w:val="single" w:color="BFBFBF" w:sz="4"/>
+            </w:tcBorders>
+            <w:shd w:fill="F2F2F2" w:color="auto" w:val="clear"/>
             <w:tcMar>
               <w:top w:type="dxa" w:w="60"/>
               <w:left w:type="dxa" w:w="110"/>
@@ -442,7 +409,7 @@
                 <w:rFonts w:ascii="맑은 고딕" w:cs="맑은 고딕" w:eastAsia="맑은 고딕" w:hAnsi="맑은 고딕"/>
                 <w:b/>
                 <w:bCs/>
-                <w:color w:val="939393"/>
+                <w:color w:val="000000"/>
                 <w:sz w:val="16"/>
                 <w:szCs w:val="16"/>
               </w:rPr>
@@ -454,12 +421,12 @@
           <w:tcPr>
             <w:tcW w:type="dxa" w:w="4380"/>
             <w:tcBorders>
-              <w:top w:val="single" w:color="E9E9E9" w:sz="4"/>
-              <w:left w:val="single" w:color="E9E9E9" w:sz="4"/>
-              <w:bottom w:val="single" w:color="E9E9E9" w:sz="4"/>
-              <w:right w:val="single" w:color="E9E9E9" w:sz="4"/>
-            </w:tcBorders>
-            <w:shd w:fill="F5F5F2" w:color="auto" w:val="clear"/>
+              <w:top w:val="single" w:color="BFBFBF" w:sz="4"/>
+              <w:left w:val="single" w:color="BFBFBF" w:sz="4"/>
+              <w:bottom w:val="single" w:color="BFBFBF" w:sz="4"/>
+              <w:right w:val="single" w:color="BFBFBF" w:sz="4"/>
+            </w:tcBorders>
+            <w:shd w:fill="F2F2F2" w:color="auto" w:val="clear"/>
             <w:tcMar>
               <w:top w:type="dxa" w:w="60"/>
               <w:left w:type="dxa" w:w="110"/>
@@ -476,7 +443,7 @@
                 <w:rFonts w:ascii="맑은 고딕" w:cs="맑은 고딕" w:eastAsia="맑은 고딕" w:hAnsi="맑은 고딕"/>
                 <w:b/>
                 <w:bCs/>
-                <w:color w:val="939393"/>
+                <w:color w:val="000000"/>
                 <w:sz w:val="16"/>
                 <w:szCs w:val="16"/>
               </w:rPr>
@@ -493,10 +460,10 @@
           <w:tcPr>
             <w:tcW w:type="dxa" w:w="1180"/>
             <w:tcBorders>
-              <w:top w:val="single" w:color="E9E9E9" w:sz="4"/>
-              <w:left w:val="single" w:color="E9E9E9" w:sz="4"/>
-              <w:bottom w:val="single" w:color="E9E9E9" w:sz="4"/>
-              <w:right w:val="single" w:color="E9E9E9" w:sz="4"/>
+              <w:top w:val="single" w:color="BFBFBF" w:sz="4"/>
+              <w:left w:val="single" w:color="BFBFBF" w:sz="4"/>
+              <w:bottom w:val="single" w:color="BFBFBF" w:sz="4"/>
+              <w:right w:val="single" w:color="BFBFBF" w:sz="4"/>
             </w:tcBorders>
             <w:tcMar>
               <w:top w:type="dxa" w:w="60"/>
@@ -514,7 +481,7 @@
                 <w:rFonts w:ascii="맑은 고딕" w:cs="맑은 고딕" w:eastAsia="맑은 고딕" w:hAnsi="맑은 고딕"/>
                 <w:b/>
                 <w:bCs/>
-                <w:color w:val="1A1A1A"/>
+                <w:color w:val="000000"/>
                 <w:sz w:val="16"/>
                 <w:szCs w:val="16"/>
               </w:rPr>
@@ -524,12 +491,12 @@
         </w:tc>
         <w:tc>
           <w:tcPr>
-            <w:tcW w:type="dxa" w:w="1900"/>
-            <w:tcBorders>
-              <w:top w:val="single" w:color="E9E9E9" w:sz="4"/>
-              <w:left w:val="single" w:color="E9E9E9" w:sz="4"/>
-              <w:bottom w:val="single" w:color="E9E9E9" w:sz="4"/>
-              <w:right w:val="single" w:color="E9E9E9" w:sz="4"/>
+            <w:tcW w:type="dxa" w:w="1940"/>
+            <w:tcBorders>
+              <w:top w:val="single" w:color="BFBFBF" w:sz="4"/>
+              <w:left w:val="single" w:color="BFBFBF" w:sz="4"/>
+              <w:bottom w:val="single" w:color="BFBFBF" w:sz="4"/>
+              <w:right w:val="single" w:color="BFBFBF" w:sz="4"/>
             </w:tcBorders>
             <w:tcMar>
               <w:top w:type="dxa" w:w="60"/>
@@ -547,7 +514,7 @@
                 <w:rFonts w:ascii="맑은 고딕" w:cs="맑은 고딕" w:eastAsia="맑은 고딕" w:hAnsi="맑은 고딕"/>
                 <w:b/>
                 <w:bCs/>
-                <w:color w:val="1A1A1A"/>
+                <w:color w:val="000000"/>
                 <w:sz w:val="16"/>
                 <w:szCs w:val="16"/>
               </w:rPr>
@@ -557,12 +524,12 @@
         </w:tc>
         <w:tc>
           <w:tcPr>
-            <w:tcW w:type="dxa" w:w="1560"/>
-            <w:tcBorders>
-              <w:top w:val="single" w:color="E9E9E9" w:sz="4"/>
-              <w:left w:val="single" w:color="E9E9E9" w:sz="4"/>
-              <w:bottom w:val="single" w:color="E9E9E9" w:sz="4"/>
-              <w:right w:val="single" w:color="E9E9E9" w:sz="4"/>
+            <w:tcW w:type="dxa" w:w="1520"/>
+            <w:tcBorders>
+              <w:top w:val="single" w:color="BFBFBF" w:sz="4"/>
+              <w:left w:val="single" w:color="BFBFBF" w:sz="4"/>
+              <w:bottom w:val="single" w:color="BFBFBF" w:sz="4"/>
+              <w:right w:val="single" w:color="BFBFBF" w:sz="4"/>
             </w:tcBorders>
             <w:tcMar>
               <w:top w:type="dxa" w:w="60"/>
@@ -580,7 +547,7 @@
                 <w:rFonts w:ascii="맑은 고딕" w:cs="맑은 고딕" w:eastAsia="맑은 고딕" w:hAnsi="맑은 고딕"/>
                 <w:b w:val="false"/>
                 <w:bCs w:val="false"/>
-                <w:color w:val="616161"/>
+                <w:color w:val="595959"/>
                 <w:sz w:val="16"/>
                 <w:szCs w:val="16"/>
               </w:rPr>
@@ -592,10 +559,10 @@
           <w:tcPr>
             <w:tcW w:type="dxa" w:w="4380"/>
             <w:tcBorders>
-              <w:top w:val="single" w:color="E9E9E9" w:sz="4"/>
-              <w:left w:val="single" w:color="E9E9E9" w:sz="4"/>
-              <w:bottom w:val="single" w:color="E9E9E9" w:sz="4"/>
-              <w:right w:val="single" w:color="E9E9E9" w:sz="4"/>
+              <w:top w:val="single" w:color="BFBFBF" w:sz="4"/>
+              <w:left w:val="single" w:color="BFBFBF" w:sz="4"/>
+              <w:bottom w:val="single" w:color="BFBFBF" w:sz="4"/>
+              <w:right w:val="single" w:color="BFBFBF" w:sz="4"/>
             </w:tcBorders>
             <w:tcMar>
               <w:top w:type="dxa" w:w="60"/>
@@ -613,11 +580,11 @@
                 <w:rFonts w:ascii="맑은 고딕" w:cs="맑은 고딕" w:eastAsia="맑은 고딕" w:hAnsi="맑은 고딕"/>
                 <w:b w:val="false"/>
                 <w:bCs w:val="false"/>
-                <w:color w:val="616161"/>
-                <w:sz w:val="16"/>
-                <w:szCs w:val="16"/>
-              </w:rPr>
-              <w:t xml:space="preserve">캠페인을 계속할지, 예산 규모를 늘릴지 줄일지 판단</w:t>
+                <w:color w:val="595959"/>
+                <w:sz w:val="16"/>
+                <w:szCs w:val="16"/>
+              </w:rPr>
+              <w:t xml:space="preserve">캠페인 지속 여부와 예산 규모 판단</w:t>
             </w:r>
           </w:p>
         </w:tc>
@@ -630,10 +597,10 @@
           <w:tcPr>
             <w:tcW w:type="dxa" w:w="1180"/>
             <w:tcBorders>
-              <w:top w:val="single" w:color="E9E9E9" w:sz="4"/>
-              <w:left w:val="single" w:color="E9E9E9" w:sz="4"/>
-              <w:bottom w:val="single" w:color="E9E9E9" w:sz="4"/>
-              <w:right w:val="single" w:color="E9E9E9" w:sz="4"/>
+              <w:top w:val="single" w:color="BFBFBF" w:sz="4"/>
+              <w:left w:val="single" w:color="BFBFBF" w:sz="4"/>
+              <w:bottom w:val="single" w:color="BFBFBF" w:sz="4"/>
+              <w:right w:val="single" w:color="BFBFBF" w:sz="4"/>
             </w:tcBorders>
             <w:tcMar>
               <w:top w:type="dxa" w:w="60"/>
@@ -651,7 +618,7 @@
                 <w:rFonts w:ascii="맑은 고딕" w:cs="맑은 고딕" w:eastAsia="맑은 고딕" w:hAnsi="맑은 고딕"/>
                 <w:b/>
                 <w:bCs/>
-                <w:color w:val="1A1A1A"/>
+                <w:color w:val="000000"/>
                 <w:sz w:val="16"/>
                 <w:szCs w:val="16"/>
               </w:rPr>
@@ -661,12 +628,12 @@
         </w:tc>
         <w:tc>
           <w:tcPr>
-            <w:tcW w:type="dxa" w:w="1900"/>
-            <w:tcBorders>
-              <w:top w:val="single" w:color="E9E9E9" w:sz="4"/>
-              <w:left w:val="single" w:color="E9E9E9" w:sz="4"/>
-              <w:bottom w:val="single" w:color="E9E9E9" w:sz="4"/>
-              <w:right w:val="single" w:color="E9E9E9" w:sz="4"/>
+            <w:tcW w:type="dxa" w:w="1940"/>
+            <w:tcBorders>
+              <w:top w:val="single" w:color="BFBFBF" w:sz="4"/>
+              <w:left w:val="single" w:color="BFBFBF" w:sz="4"/>
+              <w:bottom w:val="single" w:color="BFBFBF" w:sz="4"/>
+              <w:right w:val="single" w:color="BFBFBF" w:sz="4"/>
             </w:tcBorders>
             <w:tcMar>
               <w:top w:type="dxa" w:w="60"/>
@@ -684,7 +651,7 @@
                 <w:rFonts w:ascii="맑은 고딕" w:cs="맑은 고딕" w:eastAsia="맑은 고딕" w:hAnsi="맑은 고딕"/>
                 <w:b/>
                 <w:bCs/>
-                <w:color w:val="1A1A1A"/>
+                <w:color w:val="000000"/>
                 <w:sz w:val="16"/>
                 <w:szCs w:val="16"/>
               </w:rPr>
@@ -694,12 +661,12 @@
         </w:tc>
         <w:tc>
           <w:tcPr>
-            <w:tcW w:type="dxa" w:w="1560"/>
-            <w:tcBorders>
-              <w:top w:val="single" w:color="E9E9E9" w:sz="4"/>
-              <w:left w:val="single" w:color="E9E9E9" w:sz="4"/>
-              <w:bottom w:val="single" w:color="E9E9E9" w:sz="4"/>
-              <w:right w:val="single" w:color="E9E9E9" w:sz="4"/>
+            <w:tcW w:type="dxa" w:w="1520"/>
+            <w:tcBorders>
+              <w:top w:val="single" w:color="BFBFBF" w:sz="4"/>
+              <w:left w:val="single" w:color="BFBFBF" w:sz="4"/>
+              <w:bottom w:val="single" w:color="BFBFBF" w:sz="4"/>
+              <w:right w:val="single" w:color="BFBFBF" w:sz="4"/>
             </w:tcBorders>
             <w:tcMar>
               <w:top w:type="dxa" w:w="60"/>
@@ -717,7 +684,7 @@
                 <w:rFonts w:ascii="맑은 고딕" w:cs="맑은 고딕" w:eastAsia="맑은 고딕" w:hAnsi="맑은 고딕"/>
                 <w:b w:val="false"/>
                 <w:bCs w:val="false"/>
-                <w:color w:val="616161"/>
+                <w:color w:val="595959"/>
                 <w:sz w:val="16"/>
                 <w:szCs w:val="16"/>
               </w:rPr>
@@ -729,10 +696,10 @@
           <w:tcPr>
             <w:tcW w:type="dxa" w:w="4380"/>
             <w:tcBorders>
-              <w:top w:val="single" w:color="E9E9E9" w:sz="4"/>
-              <w:left w:val="single" w:color="E9E9E9" w:sz="4"/>
-              <w:bottom w:val="single" w:color="E9E9E9" w:sz="4"/>
-              <w:right w:val="single" w:color="E9E9E9" w:sz="4"/>
+              <w:top w:val="single" w:color="BFBFBF" w:sz="4"/>
+              <w:left w:val="single" w:color="BFBFBF" w:sz="4"/>
+              <w:bottom w:val="single" w:color="BFBFBF" w:sz="4"/>
+              <w:right w:val="single" w:color="BFBFBF" w:sz="4"/>
             </w:tcBorders>
             <w:tcMar>
               <w:top w:type="dxa" w:w="60"/>
@@ -750,11 +717,11 @@
                 <w:rFonts w:ascii="맑은 고딕" w:cs="맑은 고딕" w:eastAsia="맑은 고딕" w:hAnsi="맑은 고딕"/>
                 <w:b w:val="false"/>
                 <w:bCs w:val="false"/>
-                <w:color w:val="616161"/>
-                <w:sz w:val="16"/>
-                <w:szCs w:val="16"/>
-              </w:rPr>
-              <w:t xml:space="preserve">소재·광고세트별로 예산을 옮기고, 저효율 광고를 중단</w:t>
+                <w:color w:val="595959"/>
+                <w:sz w:val="16"/>
+                <w:szCs w:val="16"/>
+              </w:rPr>
+              <w:t xml:space="preserve">소재·광고세트별 예산 재배분, 저효율 광고 중단</w:t>
             </w:r>
           </w:p>
         </w:tc>
@@ -767,12 +734,11 @@
           <w:tcPr>
             <w:tcW w:type="dxa" w:w="1180"/>
             <w:tcBorders>
-              <w:top w:val="single" w:color="E9E9E9" w:sz="4"/>
-              <w:left w:val="single" w:color="E9E9E9" w:sz="4"/>
-              <w:bottom w:val="single" w:color="E9E9E9" w:sz="4"/>
-              <w:right w:val="single" w:color="E9E9E9" w:sz="4"/>
-            </w:tcBorders>
-            <w:shd w:fill="FFF6F7" w:color="auto" w:val="clear"/>
+              <w:top w:val="single" w:color="BFBFBF" w:sz="4"/>
+              <w:left w:val="single" w:color="BFBFBF" w:sz="4"/>
+              <w:bottom w:val="single" w:color="BFBFBF" w:sz="4"/>
+              <w:right w:val="single" w:color="BFBFBF" w:sz="4"/>
+            </w:tcBorders>
             <w:tcMar>
               <w:top w:type="dxa" w:w="60"/>
               <w:left w:type="dxa" w:w="110"/>
@@ -789,7 +755,7 @@
                 <w:rFonts w:ascii="맑은 고딕" w:cs="맑은 고딕" w:eastAsia="맑은 고딕" w:hAnsi="맑은 고딕"/>
                 <w:b/>
                 <w:bCs/>
-                <w:color w:val="E60012"/>
+                <w:color w:val="000000"/>
                 <w:sz w:val="16"/>
                 <w:szCs w:val="16"/>
               </w:rPr>
@@ -799,14 +765,13 @@
         </w:tc>
         <w:tc>
           <w:tcPr>
-            <w:tcW w:type="dxa" w:w="1900"/>
-            <w:tcBorders>
-              <w:top w:val="single" w:color="E9E9E9" w:sz="4"/>
-              <w:left w:val="single" w:color="E9E9E9" w:sz="4"/>
-              <w:bottom w:val="single" w:color="E9E9E9" w:sz="4"/>
-              <w:right w:val="single" w:color="E9E9E9" w:sz="4"/>
-            </w:tcBorders>
-            <w:shd w:fill="FFF6F7" w:color="auto" w:val="clear"/>
+            <w:tcW w:type="dxa" w:w="1940"/>
+            <w:tcBorders>
+              <w:top w:val="single" w:color="BFBFBF" w:sz="4"/>
+              <w:left w:val="single" w:color="BFBFBF" w:sz="4"/>
+              <w:bottom w:val="single" w:color="BFBFBF" w:sz="4"/>
+              <w:right w:val="single" w:color="BFBFBF" w:sz="4"/>
+            </w:tcBorders>
             <w:tcMar>
               <w:top w:type="dxa" w:w="60"/>
               <w:left w:type="dxa" w:w="110"/>
@@ -823,24 +788,23 @@
                 <w:rFonts w:ascii="맑은 고딕" w:cs="맑은 고딕" w:eastAsia="맑은 고딕" w:hAnsi="맑은 고딕"/>
                 <w:b/>
                 <w:bCs/>
-                <w:color w:val="1A1A1A"/>
-                <w:sz w:val="16"/>
-                <w:szCs w:val="16"/>
-              </w:rPr>
-              <w:t xml:space="preserve">"들어온 사람, 예약까지 갔나?"</w:t>
-            </w:r>
-          </w:p>
-        </w:tc>
-        <w:tc>
-          <w:tcPr>
-            <w:tcW w:type="dxa" w:w="1560"/>
-            <w:tcBorders>
-              <w:top w:val="single" w:color="E9E9E9" w:sz="4"/>
-              <w:left w:val="single" w:color="E9E9E9" w:sz="4"/>
-              <w:bottom w:val="single" w:color="E9E9E9" w:sz="4"/>
-              <w:right w:val="single" w:color="E9E9E9" w:sz="4"/>
-            </w:tcBorders>
-            <w:shd w:fill="FFF6F7" w:color="auto" w:val="clear"/>
+                <w:color w:val="000000"/>
+                <w:sz w:val="16"/>
+                <w:szCs w:val="16"/>
+              </w:rPr>
+              <w:t xml:space="preserve">"들어온 사람, 예약하려고 했나?"</w:t>
+            </w:r>
+          </w:p>
+        </w:tc>
+        <w:tc>
+          <w:tcPr>
+            <w:tcW w:type="dxa" w:w="1520"/>
+            <w:tcBorders>
+              <w:top w:val="single" w:color="BFBFBF" w:sz="4"/>
+              <w:left w:val="single" w:color="BFBFBF" w:sz="4"/>
+              <w:bottom w:val="single" w:color="BFBFBF" w:sz="4"/>
+              <w:right w:val="single" w:color="BFBFBF" w:sz="4"/>
+            </w:tcBorders>
             <w:tcMar>
               <w:top w:type="dxa" w:w="60"/>
               <w:left w:type="dxa" w:w="110"/>
@@ -857,7 +821,7 @@
                 <w:rFonts w:ascii="맑은 고딕" w:cs="맑은 고딕" w:eastAsia="맑은 고딕" w:hAnsi="맑은 고딕"/>
                 <w:b w:val="false"/>
                 <w:bCs w:val="false"/>
-                <w:color w:val="616161"/>
+                <w:color w:val="595959"/>
                 <w:sz w:val="16"/>
                 <w:szCs w:val="16"/>
               </w:rPr>
@@ -869,12 +833,11 @@
           <w:tcPr>
             <w:tcW w:type="dxa" w:w="4380"/>
             <w:tcBorders>
-              <w:top w:val="single" w:color="E9E9E9" w:sz="4"/>
-              <w:left w:val="single" w:color="E9E9E9" w:sz="4"/>
-              <w:bottom w:val="single" w:color="E9E9E9" w:sz="4"/>
-              <w:right w:val="single" w:color="E9E9E9" w:sz="4"/>
-            </w:tcBorders>
-            <w:shd w:fill="FFF6F7" w:color="auto" w:val="clear"/>
+              <w:top w:val="single" w:color="BFBFBF" w:sz="4"/>
+              <w:left w:val="single" w:color="BFBFBF" w:sz="4"/>
+              <w:bottom w:val="single" w:color="BFBFBF" w:sz="4"/>
+              <w:right w:val="single" w:color="BFBFBF" w:sz="4"/>
+            </w:tcBorders>
             <w:tcMar>
               <w:top w:type="dxa" w:w="60"/>
               <w:left w:type="dxa" w:w="110"/>
@@ -891,11 +854,11 @@
                 <w:rFonts w:ascii="맑은 고딕" w:cs="맑은 고딕" w:eastAsia="맑은 고딕" w:hAnsi="맑은 고딕"/>
                 <w:b w:val="false"/>
                 <w:bCs w:val="false"/>
-                <w:color w:val="616161"/>
-                <w:sz w:val="16"/>
-                <w:szCs w:val="16"/>
-              </w:rPr>
-              <w:t xml:space="preserve">첫 화면 메시지·CTA 배치 등 페이지에서 고칠 곳을 결정</w:t>
+                <w:color w:val="595959"/>
+                <w:sz w:val="16"/>
+                <w:szCs w:val="16"/>
+              </w:rPr>
+              <w:t xml:space="preserve">첫 화면 메시지·CTA 배치 등 페이지 개선 지점 결정</w:t>
             </w:r>
           </w:p>
         </w:tc>
@@ -903,42 +866,58 @@
     </w:tbl>
     <w:p>
       <w:pPr>
+        <w:spacing w:after="70" w:before="100" w:line="274"/>
+      </w:pPr>
+      <w:r>
+        <w:rPr>
+          <w:rFonts w:ascii="맑은 고딕" w:cs="맑은 고딕" w:eastAsia="맑은 고딕" w:hAnsi="맑은 고딕"/>
+          <w:b/>
+          <w:bCs/>
+          <w:color w:val="000000"/>
+          <w:sz w:val="18"/>
+          <w:szCs w:val="18"/>
+        </w:rPr>
+        <w:t xml:space="preserve">2페이지는 광고 자체의 성과만 취급.</w:t>
+      </w:r>
+      <w:r>
+        <w:rPr>
+          <w:rFonts w:ascii="맑은 고딕" w:cs="맑은 고딕" w:eastAsia="맑은 고딕" w:hAnsi="맑은 고딕"/>
+          <w:b w:val="false"/>
+          <w:bCs w:val="false"/>
+          <w:color w:val="595959"/>
+          <w:sz w:val="18"/>
+          <w:szCs w:val="18"/>
+        </w:rPr>
+        <w:t xml:space="preserve"> 상단 KPI에서 CTR·CPC·클릭·노출을 확인하고, 4분면 차트로 반응이 좋으면서 단가가 싼 소재를 위치로 선별한 뒤, 드릴다운으로 소재가 좋아서 성과가 난 것인지 좋은 자리에 나가서 난 것인지를 구분. 이 세 가지로 다음 캠페인의 예산 이동 방향을 결정.</w:t>
+      </w:r>
+    </w:p>
+    <w:p>
+      <w:pPr>
         <w:pStyle w:val="Heading2"/>
-        <w:spacing w:after="100" w:before="240"/>
-      </w:pPr>
-      <w:r>
-        <w:rPr>
-          <w:rFonts w:ascii="맑은 고딕" w:cs="맑은 고딕" w:eastAsia="맑은 고딕" w:hAnsi="맑은 고딕"/>
-          <w:b/>
-          <w:bCs/>
-          <w:color w:val="E60012"/>
-          <w:sz w:val="21"/>
-          <w:szCs w:val="21"/>
-        </w:rPr>
-        <w:t xml:space="preserve">4. </w:t>
-      </w:r>
-      <w:r>
-        <w:rPr>
-          <w:rFonts w:ascii="맑은 고딕" w:cs="맑은 고딕" w:eastAsia="맑은 고딕" w:hAnsi="맑은 고딕"/>
-          <w:b/>
-          <w:bCs/>
-          <w:color w:val="1A1A1A"/>
-          <w:sz w:val="21"/>
-          <w:szCs w:val="21"/>
-        </w:rPr>
-        <w:t xml:space="preserve">세 페이지가 이어지는 하나의 흐름</w:t>
-      </w:r>
-    </w:p>
-    <w:p>
-      <w:pPr>
-        <w:spacing w:after="80" w:before="0" w:line="276"/>
-      </w:pPr>
-      <w:r>
-        <w:rPr>
-          <w:rFonts w:ascii="맑은 고딕" w:cs="맑은 고딕" w:eastAsia="맑은 고딕" w:hAnsi="맑은 고딕"/>
-          <w:b/>
-          <w:bCs/>
-          <w:color w:val="1A1A1A"/>
+        <w:spacing w:after="90" w:before="230"/>
+      </w:pPr>
+      <w:r>
+        <w:rPr>
+          <w:rFonts w:ascii="맑은 고딕" w:cs="맑은 고딕" w:eastAsia="맑은 고딕" w:hAnsi="맑은 고딕"/>
+          <w:b/>
+          <w:bCs/>
+          <w:color w:val="000000"/>
+          <w:sz w:val="20"/>
+          <w:szCs w:val="20"/>
+        </w:rPr>
+        <w:t xml:space="preserve">4. 전체 흐름</w:t>
+      </w:r>
+    </w:p>
+    <w:p>
+      <w:pPr>
+        <w:spacing w:after="70" w:before="0" w:line="274"/>
+      </w:pPr>
+      <w:r>
+        <w:rPr>
+          <w:rFonts w:ascii="맑은 고딕" w:cs="맑은 고딕" w:eastAsia="맑은 고딕" w:hAnsi="맑은 고딕"/>
+          <w:b/>
+          <w:bCs/>
+          <w:color w:val="000000"/>
           <w:sz w:val="18"/>
           <w:szCs w:val="18"/>
         </w:rPr>
@@ -949,7 +928,7 @@
           <w:rFonts w:ascii="맑은 고딕" w:cs="맑은 고딕" w:eastAsia="맑은 고딕" w:hAnsi="맑은 고딕"/>
           <w:b w:val="false"/>
           <w:bCs w:val="false"/>
-          <w:color w:val="939393"/>
+          <w:color w:val="595959"/>
           <w:sz w:val="18"/>
           <w:szCs w:val="18"/>
         </w:rPr>
@@ -960,7 +939,7 @@
           <w:rFonts w:ascii="맑은 고딕" w:cs="맑은 고딕" w:eastAsia="맑은 고딕" w:hAnsi="맑은 고딕"/>
           <w:b/>
           <w:bCs/>
-          <w:color w:val="1A1A1A"/>
+          <w:color w:val="000000"/>
           <w:sz w:val="18"/>
           <w:szCs w:val="18"/>
         </w:rPr>
@@ -971,7 +950,7 @@
           <w:rFonts w:ascii="맑은 고딕" w:cs="맑은 고딕" w:eastAsia="맑은 고딕" w:hAnsi="맑은 고딕"/>
           <w:b w:val="false"/>
           <w:bCs w:val="false"/>
-          <w:color w:val="939393"/>
+          <w:color w:val="595959"/>
           <w:sz w:val="18"/>
           <w:szCs w:val="18"/>
         </w:rPr>
@@ -982,7 +961,7 @@
           <w:rFonts w:ascii="맑은 고딕" w:cs="맑은 고딕" w:eastAsia="맑은 고딕" w:hAnsi="맑은 고딕"/>
           <w:b/>
           <w:bCs/>
-          <w:color w:val="1A1A1A"/>
+          <w:color w:val="000000"/>
           <w:sz w:val="18"/>
           <w:szCs w:val="18"/>
         </w:rPr>
@@ -993,7 +972,7 @@
           <w:rFonts w:ascii="맑은 고딕" w:cs="맑은 고딕" w:eastAsia="맑은 고딕" w:hAnsi="맑은 고딕"/>
           <w:b w:val="false"/>
           <w:bCs w:val="false"/>
-          <w:color w:val="939393"/>
+          <w:color w:val="595959"/>
           <w:sz w:val="18"/>
           <w:szCs w:val="18"/>
         </w:rPr>
@@ -1004,18 +983,18 @@
           <w:rFonts w:ascii="맑은 고딕" w:cs="맑은 고딕" w:eastAsia="맑은 고딕" w:hAnsi="맑은 고딕"/>
           <w:b/>
           <w:bCs/>
-          <w:color w:val="1A1A1A"/>
-          <w:sz w:val="18"/>
-          <w:szCs w:val="18"/>
-        </w:rPr>
-        <w:t xml:space="preserve">예약 유도 확인</w:t>
-      </w:r>
-      <w:r>
-        <w:rPr>
-          <w:rFonts w:ascii="맑은 고딕" w:cs="맑은 고딕" w:eastAsia="맑은 고딕" w:hAnsi="맑은 고딕"/>
-          <w:b w:val="false"/>
-          <w:bCs w:val="false"/>
-          <w:color w:val="939393"/>
+          <w:color w:val="000000"/>
+          <w:sz w:val="18"/>
+          <w:szCs w:val="18"/>
+        </w:rPr>
+        <w:t xml:space="preserve">예약 의사 표현 확인</w:t>
+      </w:r>
+      <w:r>
+        <w:rPr>
+          <w:rFonts w:ascii="맑은 고딕" w:cs="맑은 고딕" w:eastAsia="맑은 고딕" w:hAnsi="맑은 고딕"/>
+          <w:b w:val="false"/>
+          <w:bCs w:val="false"/>
+          <w:color w:val="595959"/>
           <w:sz w:val="18"/>
           <w:szCs w:val="18"/>
         </w:rPr>
@@ -1026,7 +1005,7 @@
           <w:rFonts w:ascii="맑은 고딕" w:cs="맑은 고딕" w:eastAsia="맑은 고딕" w:hAnsi="맑은 고딕"/>
           <w:b/>
           <w:bCs/>
-          <w:color w:val="E60012"/>
+          <w:color w:val="000000"/>
           <w:sz w:val="18"/>
           <w:szCs w:val="18"/>
         </w:rPr>
@@ -1035,18 +1014,18 @@
     </w:p>
     <w:p>
       <w:pPr>
-        <w:spacing w:after="0" w:before="0" w:line="276"/>
-      </w:pPr>
-      <w:r>
-        <w:rPr>
-          <w:rFonts w:ascii="맑은 고딕" w:cs="맑은 고딕" w:eastAsia="맑은 고딕" w:hAnsi="맑은 고딕"/>
-          <w:b w:val="false"/>
-          <w:bCs w:val="false"/>
-          <w:color w:val="616161"/>
-          <w:sz w:val="18"/>
-          <w:szCs w:val="18"/>
-        </w:rPr>
-        <w:t xml:space="preserve">1페이지에서 결과를 보고, 2페이지에서 그 결과를 만든 광고의 차이를 찾고, 3페이지에서 광고 이후 고객이 실제로 어떻게 움직였는지 확인하는 구조입니다. 같은 지표를 두 화면에 두지 않아, 숫자가 어긋날 일이 없습니다.</w:t>
+        <w:spacing w:after="0" w:before="0" w:line="274"/>
+      </w:pPr>
+      <w:r>
+        <w:rPr>
+          <w:rFonts w:ascii="맑은 고딕" w:cs="맑은 고딕" w:eastAsia="맑은 고딕" w:hAnsi="맑은 고딕"/>
+          <w:b w:val="false"/>
+          <w:bCs w:val="false"/>
+          <w:color w:val="595959"/>
+          <w:sz w:val="18"/>
+          <w:szCs w:val="18"/>
+        </w:rPr>
+        <w:t xml:space="preserve">1페이지에서 결과를 보고, 2페이지에서 그 결과를 만든 광고의 차이를 찾고, 3페이지에서 광고 이후 고객이 어떻게 움직였는지 확인하는 구조. 같은 지표를 두 화면에 중복 배치하지 않아 숫자가 어긋날 여지가 없음.</w:t>
       </w:r>
     </w:p>
     <w:p>
@@ -1057,167 +1036,161 @@
     <w:p>
       <w:pPr>
         <w:pStyle w:val="Heading2"/>
-        <w:spacing w:after="100" w:before="240"/>
-      </w:pPr>
-      <w:r>
-        <w:rPr>
-          <w:rFonts w:ascii="맑은 고딕" w:cs="맑은 고딕" w:eastAsia="맑은 고딕" w:hAnsi="맑은 고딕"/>
-          <w:b/>
-          <w:bCs/>
-          <w:color w:val="E60012"/>
-          <w:sz w:val="21"/>
-          <w:szCs w:val="21"/>
-        </w:rPr>
-        <w:t xml:space="preserve">5. </w:t>
-      </w:r>
-      <w:r>
-        <w:rPr>
-          <w:rFonts w:ascii="맑은 고딕" w:cs="맑은 고딕" w:eastAsia="맑은 고딕" w:hAnsi="맑은 고딕"/>
-          <w:b/>
-          <w:bCs/>
-          <w:color w:val="1A1A1A"/>
-          <w:sz w:val="21"/>
-          <w:szCs w:val="21"/>
-        </w:rPr>
-        <w:t xml:space="preserve">지표는 이렇게 골랐습니다</w:t>
-      </w:r>
-    </w:p>
-    <w:p>
-      <w:pPr>
-        <w:spacing w:after="70" w:before="0" w:line="276"/>
-      </w:pPr>
-      <w:r>
-        <w:rPr>
-          <w:rFonts w:ascii="맑은 고딕" w:cs="맑은 고딕" w:eastAsia="맑은 고딕" w:hAnsi="맑은 고딕"/>
-          <w:b w:val="false"/>
-          <w:bCs w:val="false"/>
-          <w:color w:val="616161"/>
-          <w:sz w:val="18"/>
-          <w:szCs w:val="18"/>
-        </w:rPr>
-        <w:t xml:space="preserve">수집할 수 있는 데이터를 모두 넣지 않았습니다. "이 숫자를 보고 내일 무엇을 바꿀 수 있는가"에 답할 수 있는 지표만 남겼습니다.</w:t>
-      </w:r>
-    </w:p>
-    <w:p>
-      <w:pPr>
-        <w:spacing w:after="50" w:before="0" w:line="276"/>
-        <w:ind w:left="160" w:hanging="160"/>
-      </w:pPr>
-      <w:r>
-        <w:rPr>
-          <w:rFonts w:ascii="맑은 고딕" w:cs="맑은 고딕" w:eastAsia="맑은 고딕" w:hAnsi="맑은 고딕"/>
-          <w:b/>
-          <w:bCs/>
-          <w:color w:val="E60012"/>
-          <w:sz w:val="18"/>
-          <w:szCs w:val="18"/>
-        </w:rPr>
-        <w:t xml:space="preserve">· </w:t>
-      </w:r>
-      <w:r>
-        <w:rPr>
-          <w:rFonts w:ascii="맑은 고딕" w:cs="맑은 고딕" w:eastAsia="맑은 고딕" w:hAnsi="맑은 고딕"/>
-          <w:b/>
-          <w:bCs/>
-          <w:color w:val="1A1A1A"/>
-          <w:sz w:val="18"/>
-          <w:szCs w:val="18"/>
-        </w:rPr>
-        <w:t xml:space="preserve">남긴 것 — </w:t>
-      </w:r>
-      <w:r>
-        <w:rPr>
-          <w:rFonts w:ascii="맑은 고딕" w:cs="맑은 고딕" w:eastAsia="맑은 고딕" w:hAnsi="맑은 고딕"/>
-          <w:b w:val="false"/>
-          <w:bCs w:val="false"/>
-          <w:color w:val="616161"/>
-          <w:sz w:val="18"/>
-          <w:szCs w:val="18"/>
-        </w:rPr>
-        <w:t xml:space="preserve">캠페인 전체 성과, 광고별 예산 배분 근거, 랜딩페이지 방문과 행동, 예약 의도, 다음 개선으로 이어지는 신호</w:t>
-      </w:r>
-    </w:p>
-    <w:p>
-      <w:pPr>
-        <w:spacing w:after="50" w:before="0" w:line="276"/>
-        <w:ind w:left="160" w:hanging="160"/>
-      </w:pPr>
-      <w:r>
-        <w:rPr>
-          <w:rFonts w:ascii="맑은 고딕" w:cs="맑은 고딕" w:eastAsia="맑은 고딕" w:hAnsi="맑은 고딕"/>
-          <w:b/>
-          <w:bCs/>
-          <w:color w:val="E60012"/>
-          <w:sz w:val="18"/>
-          <w:szCs w:val="18"/>
-        </w:rPr>
-        <w:t xml:space="preserve">· </w:t>
-      </w:r>
-      <w:r>
-        <w:rPr>
-          <w:rFonts w:ascii="맑은 고딕" w:cs="맑은 고딕" w:eastAsia="맑은 고딕" w:hAnsi="맑은 고딕"/>
-          <w:b/>
-          <w:bCs/>
-          <w:color w:val="1A1A1A"/>
-          <w:sz w:val="18"/>
-          <w:szCs w:val="18"/>
-        </w:rPr>
-        <w:t xml:space="preserve">뺀 것 — </w:t>
-      </w:r>
-      <w:r>
-        <w:rPr>
-          <w:rFonts w:ascii="맑은 고딕" w:cs="맑은 고딕" w:eastAsia="맑은 고딕" w:hAnsi="맑은 고딕"/>
-          <w:b w:val="false"/>
-          <w:bCs w:val="false"/>
-          <w:color w:val="616161"/>
-          <w:sz w:val="18"/>
-          <w:szCs w:val="18"/>
-        </w:rPr>
-        <w:t xml:space="preserve">다른 페이지와 겹치는 광고 지표, 운영 판단으로 이어지지 않는 세부 항목(OS·언어·메뉴 상세 등)</w:t>
-      </w:r>
-    </w:p>
-    <w:p>
-      <w:pPr>
-        <w:spacing w:after="70" w:before="80" w:line="276"/>
-      </w:pPr>
-      <w:r>
-        <w:rPr>
-          <w:rFonts w:ascii="맑은 고딕" w:cs="맑은 고딕" w:eastAsia="맑은 고딕" w:hAnsi="맑은 고딕"/>
-          <w:b w:val="false"/>
-          <w:bCs w:val="false"/>
-          <w:color w:val="616161"/>
-          <w:sz w:val="18"/>
-          <w:szCs w:val="18"/>
-        </w:rPr>
-        <w:t xml:space="preserve">특히 3페이지의 핵심은 방문자 → 의미 있는 행동 → CTA 클릭 → 예약 유도로 이어지는 "방문 후 행동 흐름"입니다. 예약 유도율 1.11%라는 숫자만 보면 낮아 보이지만, 흐름과 함께 보면 어느 구간에서 사람이 빠지는지가 드러납니다. 이번 기간에는 방문 직후 구간의 손실이 가장 컸고, CTA를 누른 사람의 81.8%는 예약 문의까지 이어졌습니다.</w:t>
+        <w:spacing w:after="90" w:before="230"/>
+      </w:pPr>
+      <w:r>
+        <w:rPr>
+          <w:rFonts w:ascii="맑은 고딕" w:cs="맑은 고딕" w:eastAsia="맑은 고딕" w:hAnsi="맑은 고딕"/>
+          <w:b/>
+          <w:bCs/>
+          <w:color w:val="000000"/>
+          <w:sz w:val="20"/>
+          <w:szCs w:val="20"/>
+        </w:rPr>
+        <w:t xml:space="preserve">5. 지표 선정 기준</w:t>
+      </w:r>
+    </w:p>
+    <w:p>
+      <w:pPr>
+        <w:spacing w:after="70" w:before="0" w:line="274"/>
+      </w:pPr>
+      <w:r>
+        <w:rPr>
+          <w:rFonts w:ascii="맑은 고딕" w:cs="맑은 고딕" w:eastAsia="맑은 고딕" w:hAnsi="맑은 고딕"/>
+          <w:b w:val="false"/>
+          <w:bCs w:val="false"/>
+          <w:color w:val="595959"/>
+          <w:sz w:val="18"/>
+          <w:szCs w:val="18"/>
+        </w:rPr>
+        <w:t xml:space="preserve">수집 가능한 데이터를 모두 넣지 않고, "이 숫자를 보고 내일 무엇을 바꿀 수 있는가"에 답할 수 있는 지표만 선별.</w:t>
+      </w:r>
+    </w:p>
+    <w:p>
+      <w:pPr>
+        <w:spacing w:after="45" w:before="0" w:line="274"/>
+        <w:ind w:left="200" w:hanging="200"/>
+      </w:pPr>
+      <w:r>
+        <w:rPr>
+          <w:rFonts w:ascii="맑은 고딕" w:cs="맑은 고딕" w:eastAsia="맑은 고딕" w:hAnsi="맑은 고딕"/>
+          <w:b w:val="false"/>
+          <w:bCs w:val="false"/>
+          <w:color w:val="595959"/>
+          <w:sz w:val="18"/>
+          <w:szCs w:val="18"/>
+        </w:rPr>
+        <w:t xml:space="preserve">- </w:t>
+      </w:r>
+      <w:r>
+        <w:rPr>
+          <w:rFonts w:ascii="맑은 고딕" w:cs="맑은 고딕" w:eastAsia="맑은 고딕" w:hAnsi="맑은 고딕"/>
+          <w:b/>
+          <w:bCs/>
+          <w:color w:val="000000"/>
+          <w:sz w:val="18"/>
+          <w:szCs w:val="18"/>
+        </w:rPr>
+        <w:t xml:space="preserve">남긴 것 </w:t>
+      </w:r>
+      <w:r>
+        <w:rPr>
+          <w:rFonts w:ascii="맑은 고딕" w:cs="맑은 고딕" w:eastAsia="맑은 고딕" w:hAnsi="맑은 고딕"/>
+          <w:b w:val="false"/>
+          <w:bCs w:val="false"/>
+          <w:color w:val="000000"/>
+          <w:sz w:val="18"/>
+          <w:szCs w:val="18"/>
+        </w:rPr>
+        <w:t xml:space="preserve">— 캠페인 전체 성과, 광고별 예산 배분 근거, 랜딩페이지 방문과 행동, 예약 의도, 다음 개선으로 이어지는 신호</w:t>
+      </w:r>
+    </w:p>
+    <w:p>
+      <w:pPr>
+        <w:spacing w:after="45" w:before="0" w:line="274"/>
+        <w:ind w:left="200" w:hanging="200"/>
+      </w:pPr>
+      <w:r>
+        <w:rPr>
+          <w:rFonts w:ascii="맑은 고딕" w:cs="맑은 고딕" w:eastAsia="맑은 고딕" w:hAnsi="맑은 고딕"/>
+          <w:b w:val="false"/>
+          <w:bCs w:val="false"/>
+          <w:color w:val="595959"/>
+          <w:sz w:val="18"/>
+          <w:szCs w:val="18"/>
+        </w:rPr>
+        <w:t xml:space="preserve">- </w:t>
+      </w:r>
+      <w:r>
+        <w:rPr>
+          <w:rFonts w:ascii="맑은 고딕" w:cs="맑은 고딕" w:eastAsia="맑은 고딕" w:hAnsi="맑은 고딕"/>
+          <w:b/>
+          <w:bCs/>
+          <w:color w:val="000000"/>
+          <w:sz w:val="18"/>
+          <w:szCs w:val="18"/>
+        </w:rPr>
+        <w:t xml:space="preserve">뺀 것 </w:t>
+      </w:r>
+      <w:r>
+        <w:rPr>
+          <w:rFonts w:ascii="맑은 고딕" w:cs="맑은 고딕" w:eastAsia="맑은 고딕" w:hAnsi="맑은 고딕"/>
+          <w:b w:val="false"/>
+          <w:bCs w:val="false"/>
+          <w:color w:val="000000"/>
+          <w:sz w:val="18"/>
+          <w:szCs w:val="18"/>
+        </w:rPr>
+        <w:t xml:space="preserve">— 다른 페이지와 중복되는 광고 지표, 운영 판단으로 이어지지 않는 세부 항목(OS·언어·메뉴 상세 등)</w:t>
+      </w:r>
+    </w:p>
+    <w:p>
+      <w:pPr>
+        <w:spacing w:after="70" w:before="70" w:line="274"/>
+      </w:pPr>
+      <w:r>
+        <w:rPr>
+          <w:rFonts w:ascii="맑은 고딕" w:cs="맑은 고딕" w:eastAsia="맑은 고딕" w:hAnsi="맑은 고딕"/>
+          <w:b w:val="false"/>
+          <w:bCs w:val="false"/>
+          <w:color w:val="595959"/>
+          <w:sz w:val="18"/>
+          <w:szCs w:val="18"/>
+        </w:rPr>
+        <w:t xml:space="preserve">3페이지의 핵심은 방문자 → 의미 있는 행동 → CTA 클릭 → 예약 유도로 이어지는 "방문 후 행동 흐름". 예약 유도 90명, 방문자 대비 1.11%라는 숫자만 보면 낮아 보이지만, 흐름과 함께 보면 사람들이 어느 행동 단계에서 멈추는지가 드러남. 이번 기간에는 방문 직후 단계에서 가장 많이 멈췄고, CTA를 누른 사람의 81.8%는 예약 의사를 표현하는 행동(예약 메시지 보내기·전화 걸기)까지 이어짐.</w:t>
+      </w:r>
+    </w:p>
+    <w:p>
+      <w:pPr>
+        <w:spacing w:after="70" w:before="0" w:line="274"/>
+      </w:pPr>
+      <w:r>
+        <w:rPr>
+          <w:rFonts w:ascii="맑은 고딕" w:cs="맑은 고딕" w:eastAsia="맑은 고딕" w:hAnsi="맑은 고딕"/>
+          <w:b w:val="false"/>
+          <w:bCs w:val="false"/>
+          <w:color w:val="595959"/>
+          <w:sz w:val="18"/>
+          <w:szCs w:val="18"/>
+        </w:rPr>
+        <w:t xml:space="preserve">화면은 기본적으로 한 장 유지. 소재별 성과표와 다음 운영 개선은 접어 두고 필요할 때 버튼으로 펼치는 방식. 매일 확인하는 화면에 글이 많으면 정작 봐야 할 숫자가 묻히기 때문.</w:t>
       </w:r>
     </w:p>
     <w:p>
       <w:pPr>
         <w:pStyle w:val="Heading2"/>
-        <w:spacing w:after="100" w:before="240"/>
-      </w:pPr>
-      <w:r>
-        <w:rPr>
-          <w:rFonts w:ascii="맑은 고딕" w:cs="맑은 고딕" w:eastAsia="맑은 고딕" w:hAnsi="맑은 고딕"/>
-          <w:b/>
-          <w:bCs/>
-          <w:color w:val="E60012"/>
-          <w:sz w:val="21"/>
-          <w:szCs w:val="21"/>
-        </w:rPr>
-        <w:t xml:space="preserve">6. </w:t>
-      </w:r>
-      <w:r>
-        <w:rPr>
-          <w:rFonts w:ascii="맑은 고딕" w:cs="맑은 고딕" w:eastAsia="맑은 고딕" w:hAnsi="맑은 고딕"/>
-          <w:b/>
-          <w:bCs/>
-          <w:color w:val="1A1A1A"/>
-          <w:sz w:val="21"/>
-          <w:szCs w:val="21"/>
-        </w:rPr>
-        <w:t xml:space="preserve">실제로 이렇게 씁니다</w:t>
+        <w:spacing w:after="90" w:before="230"/>
+      </w:pPr>
+      <w:r>
+        <w:rPr>
+          <w:rFonts w:ascii="맑은 고딕" w:cs="맑은 고딕" w:eastAsia="맑은 고딕" w:hAnsi="맑은 고딕"/>
+          <w:b/>
+          <w:bCs/>
+          <w:color w:val="000000"/>
+          <w:sz w:val="20"/>
+          <w:szCs w:val="20"/>
+        </w:rPr>
+        <w:t xml:space="preserve">6. 운영 활용</w:t>
       </w:r>
     </w:p>
     <w:tbl>
@@ -1233,8 +1206,8 @@
         </w:tblBorders>
       </w:tblPr>
       <w:tblGrid>
-        <w:gridCol w:w="4380"/>
-        <w:gridCol w:w="4640"/>
+        <w:gridCol w:w="4300"/>
+        <w:gridCol w:w="4720"/>
       </w:tblGrid>
       <w:tr>
         <w:trPr>
@@ -1242,14 +1215,14 @@
         </w:trPr>
         <w:tc>
           <w:tcPr>
-            <w:tcW w:type="dxa" w:w="4380"/>
-            <w:tcBorders>
-              <w:top w:val="single" w:color="E9E9E9" w:sz="4"/>
-              <w:left w:val="single" w:color="E9E9E9" w:sz="4"/>
-              <w:bottom w:val="single" w:color="E9E9E9" w:sz="4"/>
-              <w:right w:val="single" w:color="E9E9E9" w:sz="4"/>
-            </w:tcBorders>
-            <w:shd w:fill="F5F5F2" w:color="auto" w:val="clear"/>
+            <w:tcW w:type="dxa" w:w="4300"/>
+            <w:tcBorders>
+              <w:top w:val="single" w:color="BFBFBF" w:sz="4"/>
+              <w:left w:val="single" w:color="BFBFBF" w:sz="4"/>
+              <w:bottom w:val="single" w:color="BFBFBF" w:sz="4"/>
+              <w:right w:val="single" w:color="BFBFBF" w:sz="4"/>
+            </w:tcBorders>
+            <w:shd w:fill="F2F2F2" w:color="auto" w:val="clear"/>
             <w:tcMar>
               <w:top w:type="dxa" w:w="60"/>
               <w:left w:type="dxa" w:w="110"/>
@@ -1266,24 +1239,24 @@
                 <w:rFonts w:ascii="맑은 고딕" w:cs="맑은 고딕" w:eastAsia="맑은 고딕" w:hAnsi="맑은 고딕"/>
                 <w:b/>
                 <w:bCs/>
-                <w:color w:val="939393"/>
-                <w:sz w:val="16"/>
-                <w:szCs w:val="16"/>
-              </w:rPr>
-              <w:t xml:space="preserve">이런 상황이라면</w:t>
-            </w:r>
-          </w:p>
-        </w:tc>
-        <w:tc>
-          <w:tcPr>
-            <w:tcW w:type="dxa" w:w="4640"/>
-            <w:tcBorders>
-              <w:top w:val="single" w:color="E9E9E9" w:sz="4"/>
-              <w:left w:val="single" w:color="E9E9E9" w:sz="4"/>
-              <w:bottom w:val="single" w:color="E9E9E9" w:sz="4"/>
-              <w:right w:val="single" w:color="E9E9E9" w:sz="4"/>
-            </w:tcBorders>
-            <w:shd w:fill="F5F5F2" w:color="auto" w:val="clear"/>
+                <w:color w:val="000000"/>
+                <w:sz w:val="16"/>
+                <w:szCs w:val="16"/>
+              </w:rPr>
+              <w:t xml:space="preserve">상황</w:t>
+            </w:r>
+          </w:p>
+        </w:tc>
+        <w:tc>
+          <w:tcPr>
+            <w:tcW w:type="dxa" w:w="4720"/>
+            <w:tcBorders>
+              <w:top w:val="single" w:color="BFBFBF" w:sz="4"/>
+              <w:left w:val="single" w:color="BFBFBF" w:sz="4"/>
+              <w:bottom w:val="single" w:color="BFBFBF" w:sz="4"/>
+              <w:right w:val="single" w:color="BFBFBF" w:sz="4"/>
+            </w:tcBorders>
+            <w:shd w:fill="F2F2F2" w:color="auto" w:val="clear"/>
             <w:tcMar>
               <w:top w:type="dxa" w:w="60"/>
               <w:left w:type="dxa" w:w="110"/>
@@ -1300,11 +1273,11 @@
                 <w:rFonts w:ascii="맑은 고딕" w:cs="맑은 고딕" w:eastAsia="맑은 고딕" w:hAnsi="맑은 고딕"/>
                 <w:b/>
                 <w:bCs/>
-                <w:color w:val="939393"/>
-                <w:sz w:val="16"/>
-                <w:szCs w:val="16"/>
-              </w:rPr>
-              <w:t xml:space="preserve">이렇게 확인하고 판단합니다</w:t>
+                <w:color w:val="000000"/>
+                <w:sz w:val="16"/>
+                <w:szCs w:val="16"/>
+              </w:rPr>
+              <w:t xml:space="preserve">확인과 판단</w:t>
             </w:r>
           </w:p>
         </w:tc>
@@ -1315,12 +1288,12 @@
         </w:trPr>
         <w:tc>
           <w:tcPr>
-            <w:tcW w:type="dxa" w:w="4380"/>
-            <w:tcBorders>
-              <w:top w:val="single" w:color="E9E9E9" w:sz="4"/>
-              <w:left w:val="single" w:color="E9E9E9" w:sz="4"/>
-              <w:bottom w:val="single" w:color="E9E9E9" w:sz="4"/>
-              <w:right w:val="single" w:color="E9E9E9" w:sz="4"/>
+            <w:tcW w:type="dxa" w:w="4300"/>
+            <w:tcBorders>
+              <w:top w:val="single" w:color="BFBFBF" w:sz="4"/>
+              <w:left w:val="single" w:color="BFBFBF" w:sz="4"/>
+              <w:bottom w:val="single" w:color="BFBFBF" w:sz="4"/>
+              <w:right w:val="single" w:color="BFBFBF" w:sz="4"/>
             </w:tcBorders>
             <w:tcMar>
               <w:top w:type="dxa" w:w="60"/>
@@ -1338,22 +1311,22 @@
                 <w:rFonts w:ascii="맑은 고딕" w:cs="맑은 고딕" w:eastAsia="맑은 고딕" w:hAnsi="맑은 고딕"/>
                 <w:b/>
                 <w:bCs/>
-                <w:color w:val="1A1A1A"/>
-                <w:sz w:val="16"/>
-                <w:szCs w:val="16"/>
-              </w:rPr>
-              <w:t xml:space="preserve">전체 성과는 괜찮은데 특정 광고만 부진하다</w:t>
-            </w:r>
-          </w:p>
-        </w:tc>
-        <w:tc>
-          <w:tcPr>
-            <w:tcW w:type="dxa" w:w="4640"/>
-            <w:tcBorders>
-              <w:top w:val="single" w:color="E9E9E9" w:sz="4"/>
-              <w:left w:val="single" w:color="E9E9E9" w:sz="4"/>
-              <w:bottom w:val="single" w:color="E9E9E9" w:sz="4"/>
-              <w:right w:val="single" w:color="E9E9E9" w:sz="4"/>
+                <w:color w:val="000000"/>
+                <w:sz w:val="16"/>
+                <w:szCs w:val="16"/>
+              </w:rPr>
+              <w:t xml:space="preserve">전체 성과는 양호하나 특정 광고만 부진</w:t>
+            </w:r>
+          </w:p>
+        </w:tc>
+        <w:tc>
+          <w:tcPr>
+            <w:tcW w:type="dxa" w:w="4720"/>
+            <w:tcBorders>
+              <w:top w:val="single" w:color="BFBFBF" w:sz="4"/>
+              <w:left w:val="single" w:color="BFBFBF" w:sz="4"/>
+              <w:bottom w:val="single" w:color="BFBFBF" w:sz="4"/>
+              <w:right w:val="single" w:color="BFBFBF" w:sz="4"/>
             </w:tcBorders>
             <w:tcMar>
               <w:top w:type="dxa" w:w="60"/>
@@ -1371,11 +1344,11 @@
                 <w:rFonts w:ascii="맑은 고딕" w:cs="맑은 고딕" w:eastAsia="맑은 고딕" w:hAnsi="맑은 고딕"/>
                 <w:b w:val="false"/>
                 <w:bCs w:val="false"/>
-                <w:color w:val="616161"/>
-                <w:sz w:val="16"/>
-                <w:szCs w:val="16"/>
-              </w:rPr>
-              <w:t xml:space="preserve">→ 2페이지에서 소재별 성과를 비교하고 예산을 재배분</w:t>
+                <w:color w:val="595959"/>
+                <w:sz w:val="16"/>
+                <w:szCs w:val="16"/>
+              </w:rPr>
+              <w:t xml:space="preserve">2페이지에서 소재별 성과 비교 후 예산 재배분</w:t>
             </w:r>
           </w:p>
         </w:tc>
@@ -1386,12 +1359,12 @@
         </w:trPr>
         <w:tc>
           <w:tcPr>
-            <w:tcW w:type="dxa" w:w="4380"/>
-            <w:tcBorders>
-              <w:top w:val="single" w:color="E9E9E9" w:sz="4"/>
-              <w:left w:val="single" w:color="E9E9E9" w:sz="4"/>
-              <w:bottom w:val="single" w:color="E9E9E9" w:sz="4"/>
-              <w:right w:val="single" w:color="E9E9E9" w:sz="4"/>
+            <w:tcW w:type="dxa" w:w="4300"/>
+            <w:tcBorders>
+              <w:top w:val="single" w:color="BFBFBF" w:sz="4"/>
+              <w:left w:val="single" w:color="BFBFBF" w:sz="4"/>
+              <w:bottom w:val="single" w:color="BFBFBF" w:sz="4"/>
+              <w:right w:val="single" w:color="BFBFBF" w:sz="4"/>
             </w:tcBorders>
             <w:tcMar>
               <w:top w:type="dxa" w:w="60"/>
@@ -1409,22 +1382,22 @@
                 <w:rFonts w:ascii="맑은 고딕" w:cs="맑은 고딕" w:eastAsia="맑은 고딕" w:hAnsi="맑은 고딕"/>
                 <w:b/>
                 <w:bCs/>
-                <w:color w:val="1A1A1A"/>
-                <w:sz w:val="16"/>
-                <w:szCs w:val="16"/>
-              </w:rPr>
-              <w:t xml:space="preserve">광고 클릭은 많은데 랜딩페이지 행동이 적다</w:t>
-            </w:r>
-          </w:p>
-        </w:tc>
-        <w:tc>
-          <w:tcPr>
-            <w:tcW w:type="dxa" w:w="4640"/>
-            <w:tcBorders>
-              <w:top w:val="single" w:color="E9E9E9" w:sz="4"/>
-              <w:left w:val="single" w:color="E9E9E9" w:sz="4"/>
-              <w:bottom w:val="single" w:color="E9E9E9" w:sz="4"/>
-              <w:right w:val="single" w:color="E9E9E9" w:sz="4"/>
+                <w:color w:val="000000"/>
+                <w:sz w:val="16"/>
+                <w:szCs w:val="16"/>
+              </w:rPr>
+              <w:t xml:space="preserve">광고 클릭은 많으나 랜딩페이지 행동이 적음</w:t>
+            </w:r>
+          </w:p>
+        </w:tc>
+        <w:tc>
+          <w:tcPr>
+            <w:tcW w:type="dxa" w:w="4720"/>
+            <w:tcBorders>
+              <w:top w:val="single" w:color="BFBFBF" w:sz="4"/>
+              <w:left w:val="single" w:color="BFBFBF" w:sz="4"/>
+              <w:bottom w:val="single" w:color="BFBFBF" w:sz="4"/>
+              <w:right w:val="single" w:color="BFBFBF" w:sz="4"/>
             </w:tcBorders>
             <w:tcMar>
               <w:top w:type="dxa" w:w="60"/>
@@ -1442,11 +1415,11 @@
                 <w:rFonts w:ascii="맑은 고딕" w:cs="맑은 고딕" w:eastAsia="맑은 고딕" w:hAnsi="맑은 고딕"/>
                 <w:b w:val="false"/>
                 <w:bCs w:val="false"/>
-                <w:color w:val="616161"/>
-                <w:sz w:val="16"/>
-                <w:szCs w:val="16"/>
-              </w:rPr>
-              <w:t xml:space="preserve">→ 3페이지에서 그 소재로 들어온 사람의 행동을 확인하고, 광고 메시지와 페이지 메시지가 어긋나지 않는지 점검</w:t>
+                <w:color w:val="595959"/>
+                <w:sz w:val="16"/>
+                <w:szCs w:val="16"/>
+              </w:rPr>
+              <w:t xml:space="preserve">3페이지에서 해당 소재 유입자의 행동 확인, 광고 메시지와 페이지 메시지의 일치 여부 점검</w:t>
             </w:r>
           </w:p>
         </w:tc>
@@ -1457,12 +1430,12 @@
         </w:trPr>
         <w:tc>
           <w:tcPr>
-            <w:tcW w:type="dxa" w:w="4380"/>
-            <w:tcBorders>
-              <w:top w:val="single" w:color="E9E9E9" w:sz="4"/>
-              <w:left w:val="single" w:color="E9E9E9" w:sz="4"/>
-              <w:bottom w:val="single" w:color="E9E9E9" w:sz="4"/>
-              <w:right w:val="single" w:color="E9E9E9" w:sz="4"/>
+            <w:tcW w:type="dxa" w:w="4300"/>
+            <w:tcBorders>
+              <w:top w:val="single" w:color="BFBFBF" w:sz="4"/>
+              <w:left w:val="single" w:color="BFBFBF" w:sz="4"/>
+              <w:bottom w:val="single" w:color="BFBFBF" w:sz="4"/>
+              <w:right w:val="single" w:color="BFBFBF" w:sz="4"/>
             </w:tcBorders>
             <w:tcMar>
               <w:top w:type="dxa" w:w="60"/>
@@ -1480,22 +1453,22 @@
                 <w:rFonts w:ascii="맑은 고딕" w:cs="맑은 고딕" w:eastAsia="맑은 고딕" w:hAnsi="맑은 고딕"/>
                 <w:b/>
                 <w:bCs/>
-                <w:color w:val="1A1A1A"/>
-                <w:sz w:val="16"/>
-                <w:szCs w:val="16"/>
-              </w:rPr>
-              <w:t xml:space="preserve">방문자는 많은데 이후 행동이 거의 없다</w:t>
-            </w:r>
-          </w:p>
-        </w:tc>
-        <w:tc>
-          <w:tcPr>
-            <w:tcW w:type="dxa" w:w="4640"/>
-            <w:tcBorders>
-              <w:top w:val="single" w:color="E9E9E9" w:sz="4"/>
-              <w:left w:val="single" w:color="E9E9E9" w:sz="4"/>
-              <w:bottom w:val="single" w:color="E9E9E9" w:sz="4"/>
-              <w:right w:val="single" w:color="E9E9E9" w:sz="4"/>
+                <w:color w:val="000000"/>
+                <w:sz w:val="16"/>
+                <w:szCs w:val="16"/>
+              </w:rPr>
+              <w:t xml:space="preserve">방문자는 많으나 이후 행동이 거의 없음</w:t>
+            </w:r>
+          </w:p>
+        </w:tc>
+        <w:tc>
+          <w:tcPr>
+            <w:tcW w:type="dxa" w:w="4720"/>
+            <w:tcBorders>
+              <w:top w:val="single" w:color="BFBFBF" w:sz="4"/>
+              <w:left w:val="single" w:color="BFBFBF" w:sz="4"/>
+              <w:bottom w:val="single" w:color="BFBFBF" w:sz="4"/>
+              <w:right w:val="single" w:color="BFBFBF" w:sz="4"/>
             </w:tcBorders>
             <w:tcMar>
               <w:top w:type="dxa" w:w="60"/>
@@ -1513,11 +1486,11 @@
                 <w:rFonts w:ascii="맑은 고딕" w:cs="맑은 고딕" w:eastAsia="맑은 고딕" w:hAnsi="맑은 고딕"/>
                 <w:b w:val="false"/>
                 <w:bCs w:val="false"/>
-                <w:color w:val="616161"/>
-                <w:sz w:val="16"/>
-                <w:szCs w:val="16"/>
-              </w:rPr>
-              <w:t xml:space="preserve">→ 첫 화면 메시지·콘텐츠 구성·CTA 등 방문 직후 유도 요소를 우선 점검</w:t>
+                <w:color w:val="595959"/>
+                <w:sz w:val="16"/>
+                <w:szCs w:val="16"/>
+              </w:rPr>
+              <w:t xml:space="preserve">첫 화면 메시지·콘텐츠 구성·CTA 등 방문 직후 유도 요소 우선 점검</w:t>
             </w:r>
           </w:p>
         </w:tc>
@@ -1528,12 +1501,12 @@
         </w:trPr>
         <w:tc>
           <w:tcPr>
-            <w:tcW w:type="dxa" w:w="4380"/>
-            <w:tcBorders>
-              <w:top w:val="single" w:color="E9E9E9" w:sz="4"/>
-              <w:left w:val="single" w:color="E9E9E9" w:sz="4"/>
-              <w:bottom w:val="single" w:color="E9E9E9" w:sz="4"/>
-              <w:right w:val="single" w:color="E9E9E9" w:sz="4"/>
+            <w:tcW w:type="dxa" w:w="4300"/>
+            <w:tcBorders>
+              <w:top w:val="single" w:color="BFBFBF" w:sz="4"/>
+              <w:left w:val="single" w:color="BFBFBF" w:sz="4"/>
+              <w:bottom w:val="single" w:color="BFBFBF" w:sz="4"/>
+              <w:right w:val="single" w:color="BFBFBF" w:sz="4"/>
             </w:tcBorders>
             <w:tcMar>
               <w:top w:type="dxa" w:w="60"/>
@@ -1551,22 +1524,22 @@
                 <w:rFonts w:ascii="맑은 고딕" w:cs="맑은 고딕" w:eastAsia="맑은 고딕" w:hAnsi="맑은 고딕"/>
                 <w:b/>
                 <w:bCs/>
-                <w:color w:val="1A1A1A"/>
-                <w:sz w:val="16"/>
-                <w:szCs w:val="16"/>
-              </w:rPr>
-              <w:t xml:space="preserve">CTA 클릭은 많은데 예약 유도가 낮다</w:t>
-            </w:r>
-          </w:p>
-        </w:tc>
-        <w:tc>
-          <w:tcPr>
-            <w:tcW w:type="dxa" w:w="4640"/>
-            <w:tcBorders>
-              <w:top w:val="single" w:color="E9E9E9" w:sz="4"/>
-              <w:left w:val="single" w:color="E9E9E9" w:sz="4"/>
-              <w:bottom w:val="single" w:color="E9E9E9" w:sz="4"/>
-              <w:right w:val="single" w:color="E9E9E9" w:sz="4"/>
+                <w:color w:val="000000"/>
+                <w:sz w:val="16"/>
+                <w:szCs w:val="16"/>
+              </w:rPr>
+              <w:t xml:space="preserve">CTA 클릭은 많으나 예약 의사 표현이 낮음</w:t>
+            </w:r>
+          </w:p>
+        </w:tc>
+        <w:tc>
+          <w:tcPr>
+            <w:tcW w:type="dxa" w:w="4720"/>
+            <w:tcBorders>
+              <w:top w:val="single" w:color="BFBFBF" w:sz="4"/>
+              <w:left w:val="single" w:color="BFBFBF" w:sz="4"/>
+              <w:bottom w:val="single" w:color="BFBFBF" w:sz="4"/>
+              <w:right w:val="single" w:color="BFBFBF" w:sz="4"/>
             </w:tcBorders>
             <w:tcMar>
               <w:top w:type="dxa" w:w="60"/>
@@ -1584,11 +1557,11 @@
                 <w:rFonts w:ascii="맑은 고딕" w:cs="맑은 고딕" w:eastAsia="맑은 고딕" w:hAnsi="맑은 고딕"/>
                 <w:b w:val="false"/>
                 <w:bCs w:val="false"/>
-                <w:color w:val="616161"/>
-                <w:sz w:val="16"/>
-                <w:szCs w:val="16"/>
-              </w:rPr>
-              <w:t xml:space="preserve">→ 예약 연결 방식과 CTA 목적지(메신저·전화 링크)를 점검</w:t>
+                <w:color w:val="595959"/>
+                <w:sz w:val="16"/>
+                <w:szCs w:val="16"/>
+              </w:rPr>
+              <w:t xml:space="preserve">예약 연결 방식과 CTA 목적지(메신저·전화 링크) 점검</w:t>
             </w:r>
           </w:p>
         </w:tc>
@@ -1599,12 +1572,12 @@
         </w:trPr>
         <w:tc>
           <w:tcPr>
-            <w:tcW w:type="dxa" w:w="4380"/>
-            <w:tcBorders>
-              <w:top w:val="single" w:color="E9E9E9" w:sz="4"/>
-              <w:left w:val="single" w:color="E9E9E9" w:sz="4"/>
-              <w:bottom w:val="single" w:color="E9E9E9" w:sz="4"/>
-              <w:right w:val="single" w:color="E9E9E9" w:sz="4"/>
+            <w:tcW w:type="dxa" w:w="4300"/>
+            <w:tcBorders>
+              <w:top w:val="single" w:color="BFBFBF" w:sz="4"/>
+              <w:left w:val="single" w:color="BFBFBF" w:sz="4"/>
+              <w:bottom w:val="single" w:color="BFBFBF" w:sz="4"/>
+              <w:right w:val="single" w:color="BFBFBF" w:sz="4"/>
             </w:tcBorders>
             <w:tcMar>
               <w:top w:type="dxa" w:w="60"/>
@@ -1622,22 +1595,22 @@
                 <w:rFonts w:ascii="맑은 고딕" w:cs="맑은 고딕" w:eastAsia="맑은 고딕" w:hAnsi="맑은 고딕"/>
                 <w:b/>
                 <w:bCs/>
-                <w:color w:val="1A1A1A"/>
-                <w:sz w:val="16"/>
-                <w:szCs w:val="16"/>
-              </w:rPr>
-              <w:t xml:space="preserve">특정 시간대에 예약 의도가 몰린다</w:t>
-            </w:r>
-          </w:p>
-        </w:tc>
-        <w:tc>
-          <w:tcPr>
-            <w:tcW w:type="dxa" w:w="4640"/>
-            <w:tcBorders>
-              <w:top w:val="single" w:color="E9E9E9" w:sz="4"/>
-              <w:left w:val="single" w:color="E9E9E9" w:sz="4"/>
-              <w:bottom w:val="single" w:color="E9E9E9" w:sz="4"/>
-              <w:right w:val="single" w:color="E9E9E9" w:sz="4"/>
+                <w:color w:val="000000"/>
+                <w:sz w:val="16"/>
+                <w:szCs w:val="16"/>
+              </w:rPr>
+              <w:t xml:space="preserve">특정 시간대에 예약 의도 집중</w:t>
+            </w:r>
+          </w:p>
+        </w:tc>
+        <w:tc>
+          <w:tcPr>
+            <w:tcW w:type="dxa" w:w="4720"/>
+            <w:tcBorders>
+              <w:top w:val="single" w:color="BFBFBF" w:sz="4"/>
+              <w:left w:val="single" w:color="BFBFBF" w:sz="4"/>
+              <w:bottom w:val="single" w:color="BFBFBF" w:sz="4"/>
+              <w:right w:val="single" w:color="BFBFBF" w:sz="4"/>
             </w:tcBorders>
             <w:tcMar>
               <w:top w:type="dxa" w:w="60"/>
@@ -1655,11 +1628,11 @@
                 <w:rFonts w:ascii="맑은 고딕" w:cs="맑은 고딕" w:eastAsia="맑은 고딕" w:hAnsi="맑은 고딕"/>
                 <w:b w:val="false"/>
                 <w:bCs w:val="false"/>
-                <w:color w:val="616161"/>
-                <w:sz w:val="16"/>
-                <w:szCs w:val="16"/>
-              </w:rPr>
-              <w:t xml:space="preserve">→ 그 시간대에 광고 노출과 고객 응대 인력을 맞춤</w:t>
+                <w:color w:val="595959"/>
+                <w:sz w:val="16"/>
+                <w:szCs w:val="16"/>
+              </w:rPr>
+              <w:t xml:space="preserve">해당 시간대의 광고 노출과 고객 응대 인력 조정</w:t>
             </w:r>
           </w:p>
         </w:tc>
@@ -1667,281 +1640,314 @@
     </w:tbl>
     <w:p>
       <w:pPr>
-        <w:spacing w:after="70" w:before="100" w:line="276"/>
-      </w:pPr>
-      <w:r>
-        <w:rPr>
-          <w:rFonts w:ascii="맑은 고딕" w:cs="맑은 고딕" w:eastAsia="맑은 고딕" w:hAnsi="맑은 고딕"/>
-          <w:b w:val="false"/>
-          <w:bCs w:val="false"/>
-          <w:color w:val="616161"/>
-          <w:sz w:val="18"/>
-          <w:szCs w:val="18"/>
-        </w:rPr>
-        <w:t xml:space="preserve">데이터만으로 원인을 확정할 수 없을 때는 "문제 원인"이라고 쓰지 않고 "우선 점검 영역" 또는 "개선 가설"로 표현합니다. 3페이지의 운영 체크포인트도 같은 원칙으로 씌어 있습니다.</w:t>
+        <w:spacing w:after="70" w:before="100" w:line="274"/>
+      </w:pPr>
+      <w:r>
+        <w:rPr>
+          <w:rFonts w:ascii="맑은 고딕" w:cs="맑은 고딕" w:eastAsia="맑은 고딕" w:hAnsi="맑은 고딕"/>
+          <w:b w:val="false"/>
+          <w:bCs w:val="false"/>
+          <w:color w:val="595959"/>
+          <w:sz w:val="18"/>
+          <w:szCs w:val="18"/>
+        </w:rPr>
+        <w:t xml:space="preserve">3페이지는 기간을 전체·1차·2차뿐 아니라 특정 하루만 골라 볼 수 있고, 하루를 고르면 전일 대비 변화가 함께 표시됨. 방문자와 세션은 변화율(%)로, 행동과 예약 유도는 사람 수 차이로 표시. 하루 예약 의사 표현이 1~12명 수준이라 비율 변화는 표본에 따라 크게 흔들리기 때문.</w:t>
+      </w:r>
+    </w:p>
+    <w:p>
+      <w:pPr>
+        <w:spacing w:after="70" w:before="0" w:line="274"/>
+      </w:pPr>
+      <w:r>
+        <w:rPr>
+          <w:rFonts w:ascii="맑은 고딕" w:cs="맑은 고딕" w:eastAsia="맑은 고딕" w:hAnsi="맑은 고딕"/>
+          <w:b w:val="false"/>
+          <w:bCs w:val="false"/>
+          <w:color w:val="595959"/>
+          <w:sz w:val="18"/>
+          <w:szCs w:val="18"/>
+        </w:rPr>
+        <w:t xml:space="preserve">데이터만으로 원인을 확정할 수 없는 경우 "문제 원인"이 아니라 "우선 점검 영역" 또는 "개선 가설"로 표현. 3페이지의 운영 체크포인트도 같은 원칙.</w:t>
       </w:r>
     </w:p>
     <w:p>
       <w:pPr>
         <w:pStyle w:val="Heading2"/>
-        <w:spacing w:after="100" w:before="240"/>
-      </w:pPr>
-      <w:r>
-        <w:rPr>
-          <w:rFonts w:ascii="맑은 고딕" w:cs="맑은 고딕" w:eastAsia="맑은 고딕" w:hAnsi="맑은 고딕"/>
-          <w:b/>
-          <w:bCs/>
-          <w:color w:val="E60012"/>
-          <w:sz w:val="21"/>
-          <w:szCs w:val="21"/>
-        </w:rPr>
-        <w:t xml:space="preserve">7. </w:t>
-      </w:r>
-      <w:r>
-        <w:rPr>
-          <w:rFonts w:ascii="맑은 고딕" w:cs="맑은 고딕" w:eastAsia="맑은 고딕" w:hAnsi="맑은 고딕"/>
-          <w:b/>
-          <w:bCs/>
-          <w:color w:val="1A1A1A"/>
-          <w:sz w:val="21"/>
-          <w:szCs w:val="21"/>
-        </w:rPr>
-        <w:t xml:space="preserve">이 대시보드가 말할 수 없는 것</w:t>
-      </w:r>
-    </w:p>
-    <w:p>
-      <w:pPr>
-        <w:spacing w:after="70" w:before="0" w:line="276"/>
-      </w:pPr>
-      <w:r>
-        <w:rPr>
-          <w:rFonts w:ascii="맑은 고딕" w:cs="맑은 고딕" w:eastAsia="맑은 고딕" w:hAnsi="맑은 고딕"/>
-          <w:b w:val="false"/>
-          <w:bCs w:val="false"/>
-          <w:color w:val="616161"/>
-          <w:sz w:val="18"/>
-          <w:szCs w:val="18"/>
-        </w:rPr>
-        <w:t xml:space="preserve">한계를 감추지 않고 해석 범위를 분명히 했습니다. 아래 내용은 화면을 복잡하게 만들지 않기 위해 대시보드에는 넣지 않고 이 문서에만 적습니다.</w:t>
-      </w:r>
-    </w:p>
-    <w:p>
-      <w:pPr>
-        <w:spacing w:after="50" w:before="0" w:line="276"/>
-        <w:ind w:left="160" w:hanging="160"/>
-      </w:pPr>
-      <w:r>
-        <w:rPr>
-          <w:rFonts w:ascii="맑은 고딕" w:cs="맑은 고딕" w:eastAsia="맑은 고딕" w:hAnsi="맑은 고딕"/>
-          <w:b/>
-          <w:bCs/>
-          <w:color w:val="E60012"/>
-          <w:sz w:val="18"/>
-          <w:szCs w:val="18"/>
-        </w:rPr>
-        <w:t xml:space="preserve">· </w:t>
-      </w:r>
-      <w:r>
-        <w:rPr>
-          <w:rFonts w:ascii="맑은 고딕" w:cs="맑은 고딕" w:eastAsia="맑은 고딕" w:hAnsi="맑은 고딕"/>
-          <w:b/>
-          <w:bCs/>
-          <w:color w:val="1A1A1A"/>
-          <w:sz w:val="18"/>
-          <w:szCs w:val="18"/>
-        </w:rPr>
-        <w:t xml:space="preserve">실제 예약 성사 여부는 알 수 없습니다. </w:t>
-      </w:r>
-      <w:r>
-        <w:rPr>
-          <w:rFonts w:ascii="맑은 고딕" w:cs="맑은 고딕" w:eastAsia="맑은 고딕" w:hAnsi="맑은 고딕"/>
-          <w:b w:val="false"/>
-          <w:bCs w:val="false"/>
-          <w:color w:val="616161"/>
-          <w:sz w:val="18"/>
-          <w:szCs w:val="18"/>
-        </w:rPr>
-        <w:t xml:space="preserve">예약 시스템과 연동되어 있지 않아, "예약 유도"는 메신저 문의 또는 전화 걸기 버튼을 누른 것까지입니다. 실제 예약·방문·결제와 같은 뜻으로 읽지 않습니다.</w:t>
-      </w:r>
-    </w:p>
-    <w:p>
-      <w:pPr>
-        <w:spacing w:after="50" w:before="0" w:line="276"/>
-        <w:ind w:left="160" w:hanging="160"/>
-      </w:pPr>
-      <w:r>
-        <w:rPr>
-          <w:rFonts w:ascii="맑은 고딕" w:cs="맑은 고딕" w:eastAsia="맑은 고딕" w:hAnsi="맑은 고딕"/>
-          <w:b/>
-          <w:bCs/>
-          <w:color w:val="E60012"/>
-          <w:sz w:val="18"/>
-          <w:szCs w:val="18"/>
-        </w:rPr>
-        <w:t xml:space="preserve">· </w:t>
-      </w:r>
-      <w:r>
-        <w:rPr>
-          <w:rFonts w:ascii="맑은 고딕" w:cs="맑은 고딕" w:eastAsia="맑은 고딕" w:hAnsi="맑은 고딕"/>
-          <w:b/>
-          <w:bCs/>
-          <w:color w:val="1A1A1A"/>
-          <w:sz w:val="18"/>
-          <w:szCs w:val="18"/>
-        </w:rPr>
-        <w:t xml:space="preserve">메신저 전송 성공 여부는 확인할 수 없습니다. </w:t>
-      </w:r>
-      <w:r>
-        <w:rPr>
-          <w:rFonts w:ascii="맑은 고딕" w:cs="맑은 고딕" w:eastAsia="맑은 고딕" w:hAnsi="맑은 고딕"/>
-          <w:b w:val="false"/>
-          <w:bCs w:val="false"/>
-          <w:color w:val="616161"/>
-          <w:sz w:val="18"/>
-          <w:szCs w:val="18"/>
-        </w:rPr>
-        <w:t xml:space="preserve">버튼을 누른 뒤 실제로 메시지를 보냈는지는 측정 범위 밖입니다.</w:t>
-      </w:r>
-    </w:p>
-    <w:p>
-      <w:pPr>
-        <w:spacing w:after="50" w:before="0" w:line="276"/>
-        <w:ind w:left="160" w:hanging="160"/>
-      </w:pPr>
-      <w:r>
-        <w:rPr>
-          <w:rFonts w:ascii="맑은 고딕" w:cs="맑은 고딕" w:eastAsia="맑은 고딕" w:hAnsi="맑은 고딕"/>
-          <w:b/>
-          <w:bCs/>
-          <w:color w:val="E60012"/>
-          <w:sz w:val="18"/>
-          <w:szCs w:val="18"/>
-        </w:rPr>
-        <w:t xml:space="preserve">· </w:t>
-      </w:r>
-      <w:r>
-        <w:rPr>
-          <w:rFonts w:ascii="맑은 고딕" w:cs="맑은 고딕" w:eastAsia="맑은 고딕" w:hAnsi="맑은 고딕"/>
-          <w:b/>
-          <w:bCs/>
-          <w:color w:val="1A1A1A"/>
-          <w:sz w:val="18"/>
-          <w:szCs w:val="18"/>
-        </w:rPr>
-        <w:t xml:space="preserve">페이지의 어느 지점에서 이탈했는지는 알 수 없습니다. </w:t>
-      </w:r>
-      <w:r>
-        <w:rPr>
-          <w:rFonts w:ascii="맑은 고딕" w:cs="맑은 고딕" w:eastAsia="맑은 고딕" w:hAnsi="맑은 고딕"/>
-          <w:b w:val="false"/>
-          <w:bCs w:val="false"/>
-          <w:color w:val="616161"/>
-          <w:sz w:val="18"/>
-          <w:szCs w:val="18"/>
-        </w:rPr>
-        <w:t xml:space="preserve">스크롤 깊이를 측정하지 않았습니다. 그래서 퍼널을 "이탈 위치 분석"이 아니라 "방문 후 행동 흐름"으로 정의했습니다.</w:t>
-      </w:r>
-    </w:p>
-    <w:p>
-      <w:pPr>
-        <w:spacing w:after="50" w:before="0" w:line="276"/>
-        <w:ind w:left="160" w:hanging="160"/>
-      </w:pPr>
-      <w:r>
-        <w:rPr>
-          <w:rFonts w:ascii="맑은 고딕" w:cs="맑은 고딕" w:eastAsia="맑은 고딕" w:hAnsi="맑은 고딕"/>
-          <w:b/>
-          <w:bCs/>
-          <w:color w:val="E60012"/>
-          <w:sz w:val="18"/>
-          <w:szCs w:val="18"/>
-        </w:rPr>
-        <w:t xml:space="preserve">· </w:t>
-      </w:r>
-      <w:r>
-        <w:rPr>
-          <w:rFonts w:ascii="맑은 고딕" w:cs="맑은 고딕" w:eastAsia="맑은 고딕" w:hAnsi="맑은 고딕"/>
-          <w:b/>
-          <w:bCs/>
-          <w:color w:val="1A1A1A"/>
-          <w:sz w:val="18"/>
-          <w:szCs w:val="18"/>
-        </w:rPr>
-        <w:t xml:space="preserve">Navigation 클릭은 이탈 위치가 아닙니다. </w:t>
-      </w:r>
-      <w:r>
-        <w:rPr>
-          <w:rFonts w:ascii="맑은 고딕" w:cs="맑은 고딕" w:eastAsia="맑은 고딕" w:hAnsi="맑은 고딕"/>
-          <w:b w:val="false"/>
-          <w:bCs w:val="false"/>
-          <w:color w:val="616161"/>
-          <w:sz w:val="18"/>
-          <w:szCs w:val="18"/>
-        </w:rPr>
-        <w:t xml:space="preserve">특정 섹션으로 이동하려는 관심을 나타내는 보조 지표로만 사용합니다.</w:t>
+        <w:spacing w:after="90" w:before="230"/>
+      </w:pPr>
+      <w:r>
+        <w:rPr>
+          <w:rFonts w:ascii="맑은 고딕" w:cs="맑은 고딕" w:eastAsia="맑은 고딕" w:hAnsi="맑은 고딕"/>
+          <w:b/>
+          <w:bCs/>
+          <w:color w:val="000000"/>
+          <w:sz w:val="20"/>
+          <w:szCs w:val="20"/>
+        </w:rPr>
+        <w:t xml:space="preserve">7. 측정 한계</w:t>
+      </w:r>
+    </w:p>
+    <w:p>
+      <w:pPr>
+        <w:spacing w:after="70" w:before="0" w:line="274"/>
+      </w:pPr>
+      <w:r>
+        <w:rPr>
+          <w:rFonts w:ascii="맑은 고딕" w:cs="맑은 고딕" w:eastAsia="맑은 고딕" w:hAnsi="맑은 고딕"/>
+          <w:b w:val="false"/>
+          <w:bCs w:val="false"/>
+          <w:color w:val="595959"/>
+          <w:sz w:val="18"/>
+          <w:szCs w:val="18"/>
+        </w:rPr>
+        <w:t xml:space="preserve">한계를 감추지 않고 해석 범위를 명시. 아래 내용은 화면 복잡도를 높이지 않기 위해 대시보드에는 넣지 않고 이 문서에만 기재.</w:t>
+      </w:r>
+    </w:p>
+    <w:p>
+      <w:pPr>
+        <w:spacing w:after="45" w:before="0" w:line="274"/>
+        <w:ind w:left="200" w:hanging="200"/>
+      </w:pPr>
+      <w:r>
+        <w:rPr>
+          <w:rFonts w:ascii="맑은 고딕" w:cs="맑은 고딕" w:eastAsia="맑은 고딕" w:hAnsi="맑은 고딕"/>
+          <w:b w:val="false"/>
+          <w:bCs w:val="false"/>
+          <w:color w:val="595959"/>
+          <w:sz w:val="18"/>
+          <w:szCs w:val="18"/>
+        </w:rPr>
+        <w:t xml:space="preserve">- </w:t>
+      </w:r>
+      <w:r>
+        <w:rPr>
+          <w:rFonts w:ascii="맑은 고딕" w:cs="맑은 고딕" w:eastAsia="맑은 고딕" w:hAnsi="맑은 고딕"/>
+          <w:b/>
+          <w:bCs/>
+          <w:color w:val="000000"/>
+          <w:sz w:val="18"/>
+          <w:szCs w:val="18"/>
+        </w:rPr>
+        <w:t xml:space="preserve">실제 예약 성사 여부 확인 불가. </w:t>
+      </w:r>
+      <w:r>
+        <w:rPr>
+          <w:rFonts w:ascii="맑은 고딕" w:cs="맑은 고딕" w:eastAsia="맑은 고딕" w:hAnsi="맑은 고딕"/>
+          <w:b w:val="false"/>
+          <w:bCs w:val="false"/>
+          <w:color w:val="000000"/>
+          <w:sz w:val="18"/>
+          <w:szCs w:val="18"/>
+        </w:rPr>
+        <w:t xml:space="preserve">예약 시스템과 연동되어 있지 않아 "예약 유도"는 예약 의사를 표현하는 버튼(예약 메시지 보내기·전화 걸기)을 누른 것까지. 버튼 문구가 Nhắn tin đặt bàn(테이블 예약 메시지 보내기)이라 의도는 분명하나, 실제 예약·방문·결제와 동일하게 해석하지 않음.</w:t>
+      </w:r>
+    </w:p>
+    <w:p>
+      <w:pPr>
+        <w:spacing w:after="45" w:before="0" w:line="274"/>
+        <w:ind w:left="200" w:hanging="200"/>
+      </w:pPr>
+      <w:r>
+        <w:rPr>
+          <w:rFonts w:ascii="맑은 고딕" w:cs="맑은 고딕" w:eastAsia="맑은 고딕" w:hAnsi="맑은 고딕"/>
+          <w:b w:val="false"/>
+          <w:bCs w:val="false"/>
+          <w:color w:val="595959"/>
+          <w:sz w:val="18"/>
+          <w:szCs w:val="18"/>
+        </w:rPr>
+        <w:t xml:space="preserve">- </w:t>
+      </w:r>
+      <w:r>
+        <w:rPr>
+          <w:rFonts w:ascii="맑은 고딕" w:cs="맑은 고딕" w:eastAsia="맑은 고딕" w:hAnsi="맑은 고딕"/>
+          <w:b/>
+          <w:bCs/>
+          <w:color w:val="000000"/>
+          <w:sz w:val="18"/>
+          <w:szCs w:val="18"/>
+        </w:rPr>
+        <w:t xml:space="preserve">메신저 전송 성공 여부 확인 불가. </w:t>
+      </w:r>
+      <w:r>
+        <w:rPr>
+          <w:rFonts w:ascii="맑은 고딕" w:cs="맑은 고딕" w:eastAsia="맑은 고딕" w:hAnsi="맑은 고딕"/>
+          <w:b w:val="false"/>
+          <w:bCs w:val="false"/>
+          <w:color w:val="000000"/>
+          <w:sz w:val="18"/>
+          <w:szCs w:val="18"/>
+        </w:rPr>
+        <w:t xml:space="preserve">버튼 클릭 이후 실제 메시지 발송 여부는 측정 범위 밖.</w:t>
+      </w:r>
+    </w:p>
+    <w:p>
+      <w:pPr>
+        <w:spacing w:after="45" w:before="0" w:line="274"/>
+        <w:ind w:left="200" w:hanging="200"/>
+      </w:pPr>
+      <w:r>
+        <w:rPr>
+          <w:rFonts w:ascii="맑은 고딕" w:cs="맑은 고딕" w:eastAsia="맑은 고딕" w:hAnsi="맑은 고딕"/>
+          <w:b w:val="false"/>
+          <w:bCs w:val="false"/>
+          <w:color w:val="595959"/>
+          <w:sz w:val="18"/>
+          <w:szCs w:val="18"/>
+        </w:rPr>
+        <w:t xml:space="preserve">- </w:t>
+      </w:r>
+      <w:r>
+        <w:rPr>
+          <w:rFonts w:ascii="맑은 고딕" w:cs="맑은 고딕" w:eastAsia="맑은 고딕" w:hAnsi="맑은 고딕"/>
+          <w:b/>
+          <w:bCs/>
+          <w:color w:val="000000"/>
+          <w:sz w:val="18"/>
+          <w:szCs w:val="18"/>
+        </w:rPr>
+        <w:t xml:space="preserve">페이지 내 이탈 지점 확인 불가. </w:t>
+      </w:r>
+      <w:r>
+        <w:rPr>
+          <w:rFonts w:ascii="맑은 고딕" w:cs="맑은 고딕" w:eastAsia="맑은 고딕" w:hAnsi="맑은 고딕"/>
+          <w:b w:val="false"/>
+          <w:bCs w:val="false"/>
+          <w:color w:val="000000"/>
+          <w:sz w:val="18"/>
+          <w:szCs w:val="18"/>
+        </w:rPr>
+        <w:t xml:space="preserve">스크롤 깊이 미계측. 이에 따라 퍼널을 "이탈 위치 분석"이 아니라 "방문 후 행동 흐름"으로 정의.</w:t>
+      </w:r>
+    </w:p>
+    <w:p>
+      <w:pPr>
+        <w:spacing w:after="45" w:before="0" w:line="274"/>
+        <w:ind w:left="200" w:hanging="200"/>
+      </w:pPr>
+      <w:r>
+        <w:rPr>
+          <w:rFonts w:ascii="맑은 고딕" w:cs="맑은 고딕" w:eastAsia="맑은 고딕" w:hAnsi="맑은 고딕"/>
+          <w:b w:val="false"/>
+          <w:bCs w:val="false"/>
+          <w:color w:val="595959"/>
+          <w:sz w:val="18"/>
+          <w:szCs w:val="18"/>
+        </w:rPr>
+        <w:t xml:space="preserve">- </w:t>
+      </w:r>
+      <w:r>
+        <w:rPr>
+          <w:rFonts w:ascii="맑은 고딕" w:cs="맑은 고딕" w:eastAsia="맑은 고딕" w:hAnsi="맑은 고딕"/>
+          <w:b/>
+          <w:bCs/>
+          <w:color w:val="000000"/>
+          <w:sz w:val="18"/>
+          <w:szCs w:val="18"/>
+        </w:rPr>
+        <w:t xml:space="preserve">Navigation 클릭은 이탈 위치가 아님. </w:t>
+      </w:r>
+      <w:r>
+        <w:rPr>
+          <w:rFonts w:ascii="맑은 고딕" w:cs="맑은 고딕" w:eastAsia="맑은 고딕" w:hAnsi="맑은 고딕"/>
+          <w:b w:val="false"/>
+          <w:bCs w:val="false"/>
+          <w:color w:val="000000"/>
+          <w:sz w:val="18"/>
+          <w:szCs w:val="18"/>
+        </w:rPr>
+        <w:t xml:space="preserve">특정 섹션으로 이동하려는 관심을 나타내는 보조 지표로만 사용.</w:t>
+      </w:r>
+    </w:p>
+    <w:p>
+      <w:pPr>
+        <w:spacing w:after="45" w:before="0" w:line="274"/>
+        <w:ind w:left="200" w:hanging="200"/>
+      </w:pPr>
+      <w:r>
+        <w:rPr>
+          <w:rFonts w:ascii="맑은 고딕" w:cs="맑은 고딕" w:eastAsia="맑은 고딕" w:hAnsi="맑은 고딕"/>
+          <w:b w:val="false"/>
+          <w:bCs w:val="false"/>
+          <w:color w:val="595959"/>
+          <w:sz w:val="18"/>
+          <w:szCs w:val="18"/>
+        </w:rPr>
+        <w:t xml:space="preserve">- </w:t>
+      </w:r>
+      <w:r>
+        <w:rPr>
+          <w:rFonts w:ascii="맑은 고딕" w:cs="맑은 고딕" w:eastAsia="맑은 고딕" w:hAnsi="맑은 고딕"/>
+          <w:b/>
+          <w:bCs/>
+          <w:color w:val="000000"/>
+          <w:sz w:val="18"/>
+          <w:szCs w:val="18"/>
+        </w:rPr>
+        <w:t xml:space="preserve">숫자는 사람 수. </w:t>
+      </w:r>
+      <w:r>
+        <w:rPr>
+          <w:rFonts w:ascii="맑은 고딕" w:cs="맑은 고딕" w:eastAsia="맑은 고딕" w:hAnsi="맑은 고딕"/>
+          <w:b w:val="false"/>
+          <w:bCs w:val="false"/>
+          <w:color w:val="000000"/>
+          <w:sz w:val="18"/>
+          <w:szCs w:val="18"/>
+        </w:rPr>
+        <w:t xml:space="preserve">방문자·행동·CTA·예약 유도 모두 고유 기기 기준. 클릭 횟수가 아니며 한 사람이 여러 번 눌러도 1명. 예약 유도 90명이 누른 횟수는 106건. 대시보드의 물음표 표시를 누르면 각 단계의 정의 확인 가능.</w:t>
       </w:r>
     </w:p>
     <w:p>
       <w:pPr>
         <w:pStyle w:val="Heading2"/>
-        <w:spacing w:after="100" w:before="240"/>
-      </w:pPr>
-      <w:r>
-        <w:rPr>
-          <w:rFonts w:ascii="맑은 고딕" w:cs="맑은 고딕" w:eastAsia="맑은 고딕" w:hAnsi="맑은 고딕"/>
-          <w:b/>
-          <w:bCs/>
-          <w:color w:val="E60012"/>
-          <w:sz w:val="21"/>
-          <w:szCs w:val="21"/>
-        </w:rPr>
-        <w:t xml:space="preserve">8. </w:t>
-      </w:r>
-      <w:r>
-        <w:rPr>
-          <w:rFonts w:ascii="맑은 고딕" w:cs="맑은 고딕" w:eastAsia="맑은 고딕" w:hAnsi="맑은 고딕"/>
-          <w:b/>
-          <w:bCs/>
-          <w:color w:val="1A1A1A"/>
-          <w:sz w:val="21"/>
-          <w:szCs w:val="21"/>
-        </w:rPr>
-        <w:t xml:space="preserve">한 문장으로</w:t>
-      </w:r>
-    </w:p>
-    <w:p>
-      <w:pPr>
-        <w:spacing w:after="0" w:before="0" w:line="276"/>
-      </w:pPr>
-      <w:r>
-        <w:rPr>
-          <w:rFonts w:ascii="맑은 고딕" w:cs="맑은 고딕" w:eastAsia="맑은 고딕" w:hAnsi="맑은 고딕"/>
-          <w:b/>
-          <w:bCs/>
-          <w:color w:val="1A1A1A"/>
+        <w:spacing w:after="90" w:before="230"/>
+      </w:pPr>
+      <w:r>
+        <w:rPr>
+          <w:rFonts w:ascii="맑은 고딕" w:cs="맑은 고딕" w:eastAsia="맑은 고딕" w:hAnsi="맑은 고딕"/>
+          <w:b/>
+          <w:bCs/>
+          <w:color w:val="000000"/>
+          <w:sz w:val="20"/>
+          <w:szCs w:val="20"/>
+        </w:rPr>
+        <w:t xml:space="preserve">8. 한 문장 정의</w:t>
+      </w:r>
+    </w:p>
+    <w:p>
+      <w:pPr>
+        <w:spacing w:after="0" w:before="0" w:line="274"/>
+      </w:pPr>
+      <w:r>
+        <w:rPr>
+          <w:rFonts w:ascii="맑은 고딕" w:cs="맑은 고딕" w:eastAsia="맑은 고딕" w:hAnsi="맑은 고딕"/>
+          <w:b/>
+          <w:bCs/>
+          <w:color w:val="000000"/>
           <w:sz w:val="19"/>
           <w:szCs w:val="19"/>
         </w:rPr>
-        <w:t xml:space="preserve">캠페인 성과부터 광고별 성과, 랜딩페이지에서의 고객 행동과 예약 유도까지 하나로 이어 보여주어, 다음에 어디에 예산을 쓰고 무엇을 고칠지 바로 정할 수 있게 만든 마케팅 운영 대시보드.</w:t>
+        <w:t xml:space="preserve">캠페인 성과부터 광고별 성과, 랜딩페이지에서의 고객 행동과 예약 의사 표현까지 하나로 이어 보여주어, 다음에 어디에 예산을 쓰고 무엇을 고칠지 바로 정할 수 있게 만든 마케팅 운영 대시보드.</w:t>
       </w:r>
     </w:p>
     <w:p>
       <w:pPr>
         <w:pBdr>
-          <w:bottom w:val="single" w:color="E9E9E9" w:sz="6"/>
+          <w:bottom w:val="single" w:color="BFBFBF" w:sz="6"/>
         </w:pBdr>
-        <w:spacing w:after="0" w:before="300" w:line="276"/>
-      </w:pPr>
-      <w:r>
-        <w:rPr>
-          <w:rFonts w:ascii="맑은 고딕" w:cs="맑은 고딕" w:eastAsia="맑은 고딕" w:hAnsi="맑은 고딕"/>
-          <w:b w:val="false"/>
-          <w:bCs w:val="false"/>
-          <w:color w:val="939393"/>
+        <w:spacing w:after="0" w:before="280" w:line="274"/>
+      </w:pPr>
+      <w:r>
+        <w:rPr>
+          <w:rFonts w:ascii="맑은 고딕" w:cs="맑은 고딕" w:eastAsia="맑은 고딕" w:hAnsi="맑은 고딕"/>
+          <w:b w:val="false"/>
+          <w:bCs w:val="false"/>
+          <w:color w:val="595959"/>
           <w:sz w:val="15"/>
           <w:szCs w:val="15"/>
         </w:rPr>
-        <w:t xml:space="preserve">검증 · 방문자 8,084 / 세션 9,505 / 의미 있는 행동 150 / CTA 110 / 예약 유도 90 — 원본 집계와 일치</w:t>
+        <w:t xml:space="preserve">검증 · 방문자 8,084명 / 세션 9,505 / 의미 있는 행동 150명 / CTA 110명 / 예약 유도 90명 — 모두 고유 사용자 기준, 원본 집계와 일치</w:t>
       </w:r>
     </w:p>
     <w:sectPr>
@@ -2133,7 +2139,7 @@
     <w:rPrDefault>
       <w:rPr>
         <w:rFonts w:ascii="맑은 고딕" w:cs="맑은 고딕" w:eastAsia="맑은 고딕" w:hAnsi="맑은 고딕"/>
-        <w:color w:val="1A1A1A"/>
+        <w:color w:val="000000"/>
         <w:sz w:val="18"/>
         <w:szCs w:val="18"/>
       </w:rPr>

--- a/docs/dashboard/대시보드_설계서.docx
+++ b/docs/dashboard/대시보드_설계서.docx
@@ -877,6 +877,33 @@
           <w:sz w:val="18"/>
           <w:szCs w:val="18"/>
         </w:rPr>
+        <w:t xml:space="preserve">1페이지는 캠페인 전체를 한 줄로 연결.</w:t>
+      </w:r>
+      <w:r>
+        <w:rPr>
+          <w:rFonts w:ascii="맑은 고딕" w:cs="맑은 고딕" w:eastAsia="맑은 고딕" w:hAnsi="맑은 고딕"/>
+          <w:b w:val="false"/>
+          <w:bCs w:val="false"/>
+          <w:color w:val="595959"/>
+          <w:sz w:val="18"/>
+          <w:szCs w:val="18"/>
+        </w:rPr>
+        <w:t xml:space="preserve"> 노출 → 도달 → 링크 클릭 → 페이지 방문 → 예약 유도까지 단계별 잔존을 하나의 흐름으로 배치하고, 예산·광고 성과·웹 행동·예약 유도·효율을 다섯 칸으로 요약. 마지막 칸의 유도당 비용이 캠페인 지속 여부 판단의 기준값.</w:t>
+      </w:r>
+    </w:p>
+    <w:p>
+      <w:pPr>
+        <w:spacing w:after="70" w:before="0" w:line="274"/>
+      </w:pPr>
+      <w:r>
+        <w:rPr>
+          <w:rFonts w:ascii="맑은 고딕" w:cs="맑은 고딕" w:eastAsia="맑은 고딕" w:hAnsi="맑은 고딕"/>
+          <w:b/>
+          <w:bCs/>
+          <w:color w:val="000000"/>
+          <w:sz w:val="18"/>
+          <w:szCs w:val="18"/>
+        </w:rPr>
         <w:t xml:space="preserve">2페이지는 광고 자체의 성과만 취급.</w:t>
       </w:r>
       <w:r>
@@ -889,6 +916,33 @@
           <w:szCs w:val="18"/>
         </w:rPr>
         <w:t xml:space="preserve"> 상단 KPI에서 CTR·CPC·클릭·노출을 확인하고, 4분면 차트로 반응이 좋으면서 단가가 싼 소재를 위치로 선별한 뒤, 드릴다운으로 소재가 좋아서 성과가 난 것인지 좋은 자리에 나가서 난 것인지를 구분. 이 세 가지로 다음 캠페인의 예산 이동 방향을 결정.</w:t>
+      </w:r>
+    </w:p>
+    <w:p>
+      <w:pPr>
+        <w:spacing w:after="70" w:before="0" w:line="274"/>
+      </w:pPr>
+      <w:r>
+        <w:rPr>
+          <w:rFonts w:ascii="맑은 고딕" w:cs="맑은 고딕" w:eastAsia="맑은 고딕" w:hAnsi="맑은 고딕"/>
+          <w:b/>
+          <w:bCs/>
+          <w:color w:val="000000"/>
+          <w:sz w:val="18"/>
+          <w:szCs w:val="18"/>
+        </w:rPr>
+        <w:t xml:space="preserve">3페이지는 광고 이후의 행동만 취급.</w:t>
+      </w:r>
+      <w:r>
+        <w:rPr>
+          <w:rFonts w:ascii="맑은 고딕" w:cs="맑은 고딕" w:eastAsia="맑은 고딕" w:hAnsi="맑은 고딕"/>
+          <w:b w:val="false"/>
+          <w:bCs w:val="false"/>
+          <w:color w:val="595959"/>
+          <w:sz w:val="18"/>
+          <w:szCs w:val="18"/>
+        </w:rPr>
+        <w:t xml:space="preserve"> 방문자 → 의미 있는 행동 → CTA 클릭 → 예약 유도로 이어지는 "방문 후 행동 흐름"이 축. 예약 유도 90명, 방문자 대비 1.11%라는 숫자만 보면 낮아 보이지만 흐름과 함께 보면 사람들이 어느 단계에서 멈추는지가 드러남. 이번 기간에는 방문 직후 단계에서 가장 많이 멈췄고, CTA를 누른 사람의 81.8%는 예약 의사를 표현하는 행동(예약 메시지 보내기·전화 걸기)까지 이어짐.</w:t>
       </w:r>
     </w:p>
     <w:p>
@@ -1146,6 +1200,45 @@
     </w:p>
     <w:p>
       <w:pPr>
+        <w:spacing w:after="45" w:before="0" w:line="274"/>
+        <w:ind w:left="200" w:hanging="200"/>
+      </w:pPr>
+      <w:r>
+        <w:rPr>
+          <w:rFonts w:ascii="맑은 고딕" w:cs="맑은 고딕" w:eastAsia="맑은 고딕" w:hAnsi="맑은 고딕"/>
+          <w:b w:val="false"/>
+          <w:bCs w:val="false"/>
+          <w:color w:val="595959"/>
+          <w:sz w:val="18"/>
+          <w:szCs w:val="18"/>
+        </w:rPr>
+        <w:t xml:space="preserve">- </w:t>
+      </w:r>
+      <w:r>
+        <w:rPr>
+          <w:rFonts w:ascii="맑은 고딕" w:cs="맑은 고딕" w:eastAsia="맑은 고딕" w:hAnsi="맑은 고딕"/>
+          <w:b/>
+          <w:bCs/>
+          <w:color w:val="000000"/>
+          <w:sz w:val="18"/>
+          <w:szCs w:val="18"/>
+        </w:rPr>
+        <w:t xml:space="preserve">세는 단위 </w:t>
+      </w:r>
+      <w:r>
+        <w:rPr>
+          <w:rFonts w:ascii="맑은 고딕" w:cs="맑은 고딕" w:eastAsia="맑은 고딕" w:hAnsi="맑은 고딕"/>
+          <w:b w:val="false"/>
+          <w:bCs w:val="false"/>
+          <w:color w:val="000000"/>
+          <w:sz w:val="18"/>
+          <w:szCs w:val="18"/>
+        </w:rPr>
+        <w:t xml:space="preserve">— 광고 지표(노출·클릭·비용)는 Meta 집계 기준, 웹 지표(방문자·행동·CTA·예약 유도)는 사람 수(고유 기기) 기준. 한 사람이 여러 번 눌러도 1명.</w:t>
+      </w:r>
+    </w:p>
+    <w:p>
+      <w:pPr>
         <w:spacing w:after="70" w:before="70" w:line="274"/>
       </w:pPr>
       <w:r>
@@ -1157,23 +1250,7 @@
           <w:sz w:val="18"/>
           <w:szCs w:val="18"/>
         </w:rPr>
-        <w:t xml:space="preserve">3페이지의 핵심은 방문자 → 의미 있는 행동 → CTA 클릭 → 예약 유도로 이어지는 "방문 후 행동 흐름". 예약 유도 90명, 방문자 대비 1.11%라는 숫자만 보면 낮아 보이지만, 흐름과 함께 보면 사람들이 어느 행동 단계에서 멈추는지가 드러남. 이번 기간에는 방문 직후 단계에서 가장 많이 멈췄고, CTA를 누른 사람의 81.8%는 예약 의사를 표현하는 행동(예약 메시지 보내기·전화 걸기)까지 이어짐.</w:t>
-      </w:r>
-    </w:p>
-    <w:p>
-      <w:pPr>
-        <w:spacing w:after="70" w:before="0" w:line="274"/>
-      </w:pPr>
-      <w:r>
-        <w:rPr>
-          <w:rFonts w:ascii="맑은 고딕" w:cs="맑은 고딕" w:eastAsia="맑은 고딕" w:hAnsi="맑은 고딕"/>
-          <w:b w:val="false"/>
-          <w:bCs w:val="false"/>
-          <w:color w:val="595959"/>
-          <w:sz w:val="18"/>
-          <w:szCs w:val="18"/>
-        </w:rPr>
-        <w:t xml:space="preserve">화면은 기본적으로 한 장 유지. 소재별 성과표와 다음 운영 개선은 접어 두고 필요할 때 버튼으로 펼치는 방식. 매일 확인하는 화면에 글이 많으면 정작 봐야 할 숫자가 묻히기 때문.</w:t>
+        <w:t xml:space="preserve">화면은 세 페이지 모두 기본적으로 한 장 유지. 2페이지의 소재 드릴다운, 3페이지의 소재별 성과표와 다음 운영 개선은 접어 두고 필요할 때 버튼으로 펼치는 방식. 매일 확인하는 화면에 글이 많으면 정작 봐야 할 숫자가 묻히기 때문.</w:t>
       </w:r>
     </w:p>
     <w:p>
@@ -1651,7 +1728,7 @@
           <w:sz w:val="18"/>
           <w:szCs w:val="18"/>
         </w:rPr>
-        <w:t xml:space="preserve">3페이지는 기간을 전체·1차·2차뿐 아니라 특정 하루만 골라 볼 수 있고, 하루를 고르면 전일 대비 변화가 함께 표시됨. 방문자와 세션은 변화율(%)로, 행동과 예약 유도는 사람 수 차이로 표시. 하루 예약 의사 표현이 1~12명 수준이라 비율 변화는 표본에 따라 크게 흔들리기 때문.</w:t>
+        <w:t xml:space="preserve">보는 단위는 페이지마다 다름. 1페이지는 기간 전체 고정 요약으로 보고용, 2페이지는 소재·광고세트 단위로 좁혀 보는 비교용, 3페이지는 기간(전체·1차·2차)뿐 아니라 특정 하루만 골라 보는 일상 점검용. 3페이지에서 하루를 고르면 전일 대비 변화가 함께 표시되며, 방문자와 세션은 변화율(%)로, 행동과 예약 유도는 사람 수 차이로 표시. 하루 예약 의사 표현이 1~12명 수준이라 비율 변화는 표본에 따라 크게 흔들리기 때문.</w:t>
       </w:r>
     </w:p>
     <w:p>
@@ -1667,7 +1744,7 @@
           <w:sz w:val="18"/>
           <w:szCs w:val="18"/>
         </w:rPr>
-        <w:t xml:space="preserve">데이터만으로 원인을 확정할 수 없는 경우 "문제 원인"이 아니라 "우선 점검 영역" 또는 "개선 가설"로 표현. 3페이지의 운영 체크포인트도 같은 원칙.</w:t>
+        <w:t xml:space="preserve">데이터만으로 원인을 확정할 수 없는 경우 세 페이지 모두 "문제 원인"이 아니라 "우선 점검 영역" 또는 "개선 가설"로 표현.</w:t>
       </w:r>
     </w:p>
     <w:p>
@@ -1705,6 +1782,22 @@
     </w:p>
     <w:p>
       <w:pPr>
+        <w:spacing w:after="40" w:before="60" w:line="274"/>
+      </w:pPr>
+      <w:r>
+        <w:rPr>
+          <w:rFonts w:ascii="맑은 고딕" w:cs="맑은 고딕" w:eastAsia="맑은 고딕" w:hAnsi="맑은 고딕"/>
+          <w:b/>
+          <w:bCs/>
+          <w:color w:val="000000"/>
+          <w:sz w:val="17"/>
+          <w:szCs w:val="17"/>
+        </w:rPr>
+        <w:t xml:space="preserve">광고 데이터 (1·2페이지)</w:t>
+      </w:r>
+    </w:p>
+    <w:p>
+      <w:pPr>
         <w:spacing w:after="45" w:before="0" w:line="274"/>
         <w:ind w:left="200" w:hanging="200"/>
       </w:pPr>
@@ -1728,18 +1821,18 @@
           <w:sz w:val="18"/>
           <w:szCs w:val="18"/>
         </w:rPr>
-        <w:t xml:space="preserve">실제 예약 성사 여부 확인 불가. </w:t>
-      </w:r>
-      <w:r>
-        <w:rPr>
-          <w:rFonts w:ascii="맑은 고딕" w:cs="맑은 고딕" w:eastAsia="맑은 고딕" w:hAnsi="맑은 고딕"/>
-          <w:b w:val="false"/>
-          <w:bCs w:val="false"/>
-          <w:color w:val="000000"/>
-          <w:sz w:val="18"/>
-          <w:szCs w:val="18"/>
-        </w:rPr>
-        <w:t xml:space="preserve">예약 시스템과 연동되어 있지 않아 "예약 유도"는 예약 의사를 표현하는 버튼(예약 메시지 보내기·전화 걸기)을 누른 것까지. 버튼 문구가 Nhắn tin đặt bàn(테이블 예약 메시지 보내기)이라 의도는 분명하나, 실제 예약·방문·결제와 동일하게 해석하지 않음.</w:t>
+        <w:t xml:space="preserve">도달은 기간 합산 불가. </w:t>
+      </w:r>
+      <w:r>
+        <w:rPr>
+          <w:rFonts w:ascii="맑은 고딕" w:cs="맑은 고딕" w:eastAsia="맑은 고딕" w:hAnsi="맑은 고딕"/>
+          <w:b w:val="false"/>
+          <w:bCs w:val="false"/>
+          <w:color w:val="000000"/>
+          <w:sz w:val="18"/>
+          <w:szCs w:val="18"/>
+        </w:rPr>
+        <w:t xml:space="preserve">Meta가 조회 기간마다 중복을 제거해 다시 계산하므로 일자별 도달을 더할 수 없음. 1페이지의 도달 213,946명은 13일 기준값이며 각주로 명시.</w:t>
       </w:r>
     </w:p>
     <w:p>
@@ -1767,18 +1860,34 @@
           <w:sz w:val="18"/>
           <w:szCs w:val="18"/>
         </w:rPr>
-        <w:t xml:space="preserve">메신저 전송 성공 여부 확인 불가. </w:t>
-      </w:r>
-      <w:r>
-        <w:rPr>
-          <w:rFonts w:ascii="맑은 고딕" w:cs="맑은 고딕" w:eastAsia="맑은 고딕" w:hAnsi="맑은 고딕"/>
-          <w:b w:val="false"/>
-          <w:bCs w:val="false"/>
-          <w:color w:val="000000"/>
-          <w:sz w:val="18"/>
-          <w:szCs w:val="18"/>
-        </w:rPr>
-        <w:t xml:space="preserve">버튼 클릭 이후 실제 메시지 발송 여부는 측정 범위 밖.</w:t>
+        <w:t xml:space="preserve">광고 클릭과 페이지 방문은 서로 다른 시스템의 집계. </w:t>
+      </w:r>
+      <w:r>
+        <w:rPr>
+          <w:rFonts w:ascii="맑은 고딕" w:cs="맑은 고딕" w:eastAsia="맑은 고딕" w:hAnsi="맑은 고딕"/>
+          <w:b w:val="false"/>
+          <w:bCs w:val="false"/>
+          <w:color w:val="000000"/>
+          <w:sz w:val="18"/>
+          <w:szCs w:val="18"/>
+        </w:rPr>
+        <w:t xml:space="preserve">Meta의 클릭 수와 웹 계측의 방문자 수는 1:1로 대응하지 않으므로 "클릭→방문 55.5%"는 두 시스템 대조값이며 오차 포함.</w:t>
+      </w:r>
+    </w:p>
+    <w:p>
+      <w:pPr>
+        <w:spacing w:after="40" w:before="90" w:line="274"/>
+      </w:pPr>
+      <w:r>
+        <w:rPr>
+          <w:rFonts w:ascii="맑은 고딕" w:cs="맑은 고딕" w:eastAsia="맑은 고딕" w:hAnsi="맑은 고딕"/>
+          <w:b/>
+          <w:bCs/>
+          <w:color w:val="000000"/>
+          <w:sz w:val="17"/>
+          <w:szCs w:val="17"/>
+        </w:rPr>
+        <w:t xml:space="preserve">웹 데이터 (3페이지)</w:t>
       </w:r>
     </w:p>
     <w:p>
@@ -1806,18 +1915,18 @@
           <w:sz w:val="18"/>
           <w:szCs w:val="18"/>
         </w:rPr>
-        <w:t xml:space="preserve">페이지 내 이탈 지점 확인 불가. </w:t>
-      </w:r>
-      <w:r>
-        <w:rPr>
-          <w:rFonts w:ascii="맑은 고딕" w:cs="맑은 고딕" w:eastAsia="맑은 고딕" w:hAnsi="맑은 고딕"/>
-          <w:b w:val="false"/>
-          <w:bCs w:val="false"/>
-          <w:color w:val="000000"/>
-          <w:sz w:val="18"/>
-          <w:szCs w:val="18"/>
-        </w:rPr>
-        <w:t xml:space="preserve">스크롤 깊이 미계측. 이에 따라 퍼널을 "이탈 위치 분석"이 아니라 "방문 후 행동 흐름"으로 정의.</w:t>
+        <w:t xml:space="preserve">실제 예약 성사 여부 확인 불가. </w:t>
+      </w:r>
+      <w:r>
+        <w:rPr>
+          <w:rFonts w:ascii="맑은 고딕" w:cs="맑은 고딕" w:eastAsia="맑은 고딕" w:hAnsi="맑은 고딕"/>
+          <w:b w:val="false"/>
+          <w:bCs w:val="false"/>
+          <w:color w:val="000000"/>
+          <w:sz w:val="18"/>
+          <w:szCs w:val="18"/>
+        </w:rPr>
+        <w:t xml:space="preserve">예약 시스템과 연동되어 있지 않아 "예약 유도"는 예약 의사를 표현하는 버튼(예약 메시지 보내기·전화 걸기)을 누른 것까지. 버튼 문구가 Nhắn tin đặt bàn(테이블 예약 메시지 보내기)이라 의도는 분명하나, 실제 예약·방문·결제와 동일하게 해석하지 않음.</w:t>
       </w:r>
     </w:p>
     <w:p>
@@ -1845,57 +1954,18 @@
           <w:sz w:val="18"/>
           <w:szCs w:val="18"/>
         </w:rPr>
-        <w:t xml:space="preserve">Navigation 클릭은 이탈 위치가 아님. </w:t>
-      </w:r>
-      <w:r>
-        <w:rPr>
-          <w:rFonts w:ascii="맑은 고딕" w:cs="맑은 고딕" w:eastAsia="맑은 고딕" w:hAnsi="맑은 고딕"/>
-          <w:b w:val="false"/>
-          <w:bCs w:val="false"/>
-          <w:color w:val="000000"/>
-          <w:sz w:val="18"/>
-          <w:szCs w:val="18"/>
-        </w:rPr>
-        <w:t xml:space="preserve">특정 섹션으로 이동하려는 관심을 나타내는 보조 지표로만 사용.</w:t>
-      </w:r>
-    </w:p>
-    <w:p>
-      <w:pPr>
-        <w:spacing w:after="45" w:before="0" w:line="274"/>
-        <w:ind w:left="200" w:hanging="200"/>
-      </w:pPr>
-      <w:r>
-        <w:rPr>
-          <w:rFonts w:ascii="맑은 고딕" w:cs="맑은 고딕" w:eastAsia="맑은 고딕" w:hAnsi="맑은 고딕"/>
-          <w:b w:val="false"/>
-          <w:bCs w:val="false"/>
-          <w:color w:val="595959"/>
-          <w:sz w:val="18"/>
-          <w:szCs w:val="18"/>
-        </w:rPr>
-        <w:t xml:space="preserve">- </w:t>
-      </w:r>
-      <w:r>
-        <w:rPr>
-          <w:rFonts w:ascii="맑은 고딕" w:cs="맑은 고딕" w:eastAsia="맑은 고딕" w:hAnsi="맑은 고딕"/>
-          <w:b/>
-          <w:bCs/>
-          <w:color w:val="000000"/>
-          <w:sz w:val="18"/>
-          <w:szCs w:val="18"/>
-        </w:rPr>
-        <w:t xml:space="preserve">숫자는 사람 수. </w:t>
-      </w:r>
-      <w:r>
-        <w:rPr>
-          <w:rFonts w:ascii="맑은 고딕" w:cs="맑은 고딕" w:eastAsia="맑은 고딕" w:hAnsi="맑은 고딕"/>
-          <w:b w:val="false"/>
-          <w:bCs w:val="false"/>
-          <w:color w:val="000000"/>
-          <w:sz w:val="18"/>
-          <w:szCs w:val="18"/>
-        </w:rPr>
-        <w:t xml:space="preserve">방문자·행동·CTA·예약 유도 모두 고유 기기 기준. 클릭 횟수가 아니며 한 사람이 여러 번 눌러도 1명. 예약 유도 90명이 누른 횟수는 106건. 대시보드의 물음표 표시를 누르면 각 단계의 정의 확인 가능.</w:t>
+        <w:t xml:space="preserve">클릭 이후는 확인 불가. </w:t>
+      </w:r>
+      <w:r>
+        <w:rPr>
+          <w:rFonts w:ascii="맑은 고딕" w:cs="맑은 고딕" w:eastAsia="맑은 고딕" w:hAnsi="맑은 고딕"/>
+          <w:b w:val="false"/>
+          <w:bCs w:val="false"/>
+          <w:color w:val="000000"/>
+          <w:sz w:val="18"/>
+          <w:szCs w:val="18"/>
+        </w:rPr>
+        <w:t xml:space="preserve">메신저 실제 발송 여부, 페이지 내 이탈 지점(스크롤 깊이 미계측) 모두 측정 범위 밖. 이에 따라 퍼널을 "이탈 위치 분석"이 아니라 "방문 후 행동 흐름"으로 정의하고, 내비게이션 클릭도 이탈 위치가 아닌 관심 표시로만 사용.</w:t>
       </w:r>
     </w:p>
     <w:p>
@@ -1929,25 +1999,6 @@
           <w:szCs w:val="19"/>
         </w:rPr>
         <w:t xml:space="preserve">캠페인 성과부터 광고별 성과, 랜딩페이지에서의 고객 행동과 예약 의사 표현까지 하나로 이어 보여주어, 다음에 어디에 예산을 쓰고 무엇을 고칠지 바로 정할 수 있게 만든 마케팅 운영 대시보드.</w:t>
-      </w:r>
-    </w:p>
-    <w:p>
-      <w:pPr>
-        <w:pBdr>
-          <w:bottom w:val="single" w:color="BFBFBF" w:sz="6"/>
-        </w:pBdr>
-        <w:spacing w:after="0" w:before="280" w:line="274"/>
-      </w:pPr>
-      <w:r>
-        <w:rPr>
-          <w:rFonts w:ascii="맑은 고딕" w:cs="맑은 고딕" w:eastAsia="맑은 고딕" w:hAnsi="맑은 고딕"/>
-          <w:b w:val="false"/>
-          <w:bCs w:val="false"/>
-          <w:color w:val="595959"/>
-          <w:sz w:val="15"/>
-          <w:szCs w:val="15"/>
-        </w:rPr>
-        <w:t xml:space="preserve">검증 · 방문자 8,084명 / 세션 9,505 / 의미 있는 행동 150명 / CTA 110명 / 예약 유도 90명 — 모두 고유 사용자 기준, 원본 집계와 일치</w:t>
       </w:r>
     </w:p>
     <w:sectPr>

--- a/docs/dashboard/대시보드_설계서.docx
+++ b/docs/dashboard/대시보드_설계서.docx
@@ -1250,7 +1250,7 @@
           <w:sz w:val="18"/>
           <w:szCs w:val="18"/>
         </w:rPr>
-        <w:t xml:space="preserve">화면은 세 페이지 모두 기본적으로 한 장 유지. 2페이지의 소재 드릴다운, 3페이지의 소재별 성과표와 다음 운영 개선은 접어 두고 필요할 때 버튼으로 펼치는 방식. 매일 확인하는 화면에 글이 많으면 정작 봐야 할 숫자가 묻히기 때문.</w:t>
+        <w:t xml:space="preserve">화면은 세 페이지 모두 기본적으로 한 장 유지. 3페이지는 ①~⑤ 다섯 구획이 스크롤 없이 한 화면에 들어가며, 상세는 눌렀을 때만 펼침. 광고세트 막대의 방문·CTA·유도율, 퍼널 단계의 전환율 계산식, 소재별 행동률·예약 유도율이 모두 클릭으로 열림. 2페이지의 소재 드릴다운과 3페이지의 전체 ACTION 요약도 같은 방식. 매일 확인하는 화면에 글이 많으면 정작 봐야 할 숫자가 묻히기 때문.</w:t>
       </w:r>
     </w:p>
     <w:p>

--- a/docs/dashboard/대시보드_설계서.docx
+++ b/docs/dashboard/대시보드_설계서.docx
@@ -1250,7 +1250,7 @@
           <w:sz w:val="18"/>
           <w:szCs w:val="18"/>
         </w:rPr>
-        <w:t xml:space="preserve">화면은 세 페이지 모두 기본적으로 한 장 유지. 3페이지는 ①~⑤ 다섯 구획이 스크롤 없이 한 화면에 들어가며, 상세는 눌렀을 때만 펼침. 광고세트 막대의 방문·CTA·유도율, 퍼널 단계의 전환율 계산식, 소재별 행동률·예약 유도율이 모두 클릭으로 열림. 2페이지의 소재 드릴다운과 3페이지의 전체 ACTION 요약도 같은 방식. 매일 확인하는 화면에 글이 많으면 정작 봐야 할 숫자가 묻히기 때문.</w:t>
+        <w:t xml:space="preserve">화면은 세 페이지 모두 기본적으로 한 장 유지. 3페이지는 ①~④가 스크롤 없이 한 화면에 들어가고, ⑤ 소재별 성과표는 접어 두고 버튼으로 펼침 — 라벨 줄이 이미 1위 소재와 유도율을 들고 있어 첫 화면에는 그 한 줄이면 충분. 상세는 눌렀을 때만 펼침. 광고세트 막대의 방문·CTA·유도율, 퍼널 단계의 전환율 계산식, 소재별 행동률·예약 유도율이 모두 클릭으로 열림. 2페이지의 소재 드릴다운과 3페이지의 전체 ACTION 요약도 같은 방식. 매일 확인하는 화면에 글이 많으면 정작 봐야 할 숫자가 묻히기 때문.</w:t>
       </w:r>
     </w:p>
     <w:p>
